--- a/附件一_富宇大境社區管理委員會法定獨立分割報告書.docx
+++ b/附件一_富宇大境社區管理委員會法定獨立分割報告書.docx
@@ -24,7 +24,7 @@
         <w:rPr>
           <w:rFonts w:ascii="PingFang TC" w:hAnsi="PingFang TC"/>
           <w:b/>
-          <w:color w:val="A83212"/>
+          <w:color w:val="B8860B"/>
           <w:sz w:val="44"/>
         </w:rPr>
         <w:t>富宇大境（A2 區・6 戶）社區管理委員會</w:t>
@@ -67,6 +67,7 @@
               <w:left w:w="0" w:type="dxa"/>
               <w:right w:w="0" w:type="dxa"/>
             </w:tcMar>
+            <w:shd w:fill="1A1D20"/>
           </w:tcPr>
           <w:p/>
         </w:tc>
@@ -94,13 +95,14 @@
               <w:left w:w="130" w:type="dxa"/>
               <w:right w:w="130" w:type="dxa"/>
             </w:tcMar>
+            <w:shd w:fill="1A1D20"/>
           </w:tcPr>
           <w:p>
             <w:r>
               <w:rPr>
                 <w:rFonts w:ascii="PingFang TC" w:hAnsi="PingFang TC"/>
                 <w:b/>
-                <w:color w:val="A83212"/>
+                <w:color w:val="D4AF37"/>
                 <w:sz w:val="18"/>
               </w:rPr>
               <w:t>專案標的</w:t>
@@ -117,12 +119,14 @@
               <w:left w:w="130" w:type="dxa"/>
               <w:right w:w="130" w:type="dxa"/>
             </w:tcMar>
+            <w:shd w:fill="1A1D20"/>
           </w:tcPr>
           <w:p>
             <w:r>
               <w:rPr>
                 <w:rFonts w:ascii="PingFang TC" w:hAnsi="PingFang TC"/>
-                <w:color w:val="2D3748"/>
+                <w:b/>
+                <w:color w:val="D4AF37"/>
                 <w:sz w:val="18"/>
               </w:rPr>
               <w:t>富宇大境（A2 區）透天別墅（龍社路 595、597、599、601、603、605 號，共 6 戶）</w:t>
@@ -141,6 +145,7 @@
               <w:left w:w="130" w:type="dxa"/>
               <w:right w:w="130" w:type="dxa"/>
             </w:tcMar>
+            <w:shd w:fill="FFFDF5"/>
           </w:tcPr>
           <w:p>
             <w:r>
@@ -164,6 +169,7 @@
               <w:left w:w="130" w:type="dxa"/>
               <w:right w:w="130" w:type="dxa"/>
             </w:tcMar>
+            <w:shd w:fill="FFFDF5"/>
           </w:tcPr>
           <w:p>
             <w:r>
@@ -188,6 +194,7 @@
               <w:left w:w="130" w:type="dxa"/>
               <w:right w:w="130" w:type="dxa"/>
             </w:tcMar>
+            <w:shd w:fill="FAF8F2"/>
           </w:tcPr>
           <w:p>
             <w:r>
@@ -211,6 +218,7 @@
               <w:left w:w="130" w:type="dxa"/>
               <w:right w:w="130" w:type="dxa"/>
             </w:tcMar>
+            <w:shd w:fill="FAF8F2"/>
           </w:tcPr>
           <w:p>
             <w:r>
@@ -235,6 +243,7 @@
               <w:left w:w="130" w:type="dxa"/>
               <w:right w:w="130" w:type="dxa"/>
             </w:tcMar>
+            <w:shd w:fill="FFFDF5"/>
           </w:tcPr>
           <w:p>
             <w:r>
@@ -258,6 +267,7 @@
               <w:left w:w="130" w:type="dxa"/>
               <w:right w:w="130" w:type="dxa"/>
             </w:tcMar>
+            <w:shd w:fill="FFFDF5"/>
           </w:tcPr>
           <w:p>
             <w:r>
@@ -282,6 +292,7 @@
               <w:left w:w="130" w:type="dxa"/>
               <w:right w:w="130" w:type="dxa"/>
             </w:tcMar>
+            <w:shd w:fill="FAF8F2"/>
           </w:tcPr>
           <w:p>
             <w:r>
@@ -305,6 +316,7 @@
               <w:left w:w="130" w:type="dxa"/>
               <w:right w:w="130" w:type="dxa"/>
             </w:tcMar>
+            <w:shd w:fill="FAF8F2"/>
           </w:tcPr>
           <w:p>
             <w:r>
@@ -329,6 +341,7 @@
               <w:left w:w="130" w:type="dxa"/>
               <w:right w:w="130" w:type="dxa"/>
             </w:tcMar>
+            <w:shd w:fill="FFFDF5"/>
           </w:tcPr>
           <w:p>
             <w:r>
@@ -352,6 +365,7 @@
               <w:left w:w="130" w:type="dxa"/>
               <w:right w:w="130" w:type="dxa"/>
             </w:tcMar>
+            <w:shd w:fill="FFFDF5"/>
           </w:tcPr>
           <w:p>
             <w:r>
@@ -408,7 +422,7 @@
       <w:r>
         <w:rPr>
           <w:rFonts w:ascii="PingFang TC" w:hAnsi="PingFang TC"/>
-          <w:color w:val="2D3748"/>
+          <w:color w:val="B8860B"/>
           <w:sz w:val="19"/>
         </w:rPr>
         <w:t>本報告書專為台中市沙鹿區「富宇大境（A2 區，共 6 戶透天別墅）」區分所有權人量身編制。針對現行與「富宇大地（A1上境、B1好境、B2悠境、C1清境、C2澄境）」六區合併共 241 戶之治理體系進行深度穿透分析。研究結論明確指出：**富宇大境具備 100% 充分且具備法律勝訴優勢之獨立分割條件，且分割後對大境 6 戶住戶之財務利益與生活自主權具有壓倒性優勢。**</w:t>
@@ -440,6 +454,7 @@
               <w:right w:val="none"/>
               <w:bottom w:val="none"/>
             </w:tcBorders>
+            <w:shd w:fill="1A1D20"/>
           </w:tcPr>
           <w:p>
             <w:pPr>
@@ -449,7 +464,7 @@
               <w:rPr>
                 <w:rFonts w:ascii="PingFang TC" w:hAnsi="PingFang TC"/>
                 <w:b/>
-                <w:color w:val="DE5814"/>
+                <w:color w:val="D4AF37"/>
                 <w:sz w:val="20"/>
               </w:rPr>
               <w:t>【四大核心結論摘要】</w:t>
@@ -458,7 +473,8 @@
             <w:r>
               <w:rPr>
                 <w:rFonts w:ascii="PingFang TC" w:hAnsi="PingFang TC"/>
-                <w:color w:val="2D3748"/>
+                <w:b/>
+                <w:color w:val="D4AF37"/>
                 <w:sz w:val="18"/>
               </w:rPr>
               <w:t>1. 地理出入完全獨立：A2 大境 6 戶門牌臨龍社路公有道路，出入絕不途經內部 628、642 巷道。</w:t>
@@ -487,7 +503,7 @@
         <w:rPr>
           <w:rFonts w:ascii="PingFang TC" w:hAnsi="PingFang TC"/>
           <w:b/>
-          <w:color w:val="A83212"/>
+          <w:color w:val="B8860B"/>
           <w:sz w:val="28"/>
         </w:rPr>
         <w:t>第壹章：專案緣起與六區合併現況體檢</w:t>
@@ -573,13 +589,14 @@
               <w:left w:w="100" w:type="dxa"/>
               <w:right w:w="100" w:type="dxa"/>
             </w:tcMar>
+            <w:shd w:fill="1A1D20"/>
           </w:tcPr>
           <w:p>
             <w:r>
               <w:rPr>
                 <w:rFonts w:ascii="PingFang TC" w:hAnsi="PingFang TC"/>
                 <w:b/>
-                <w:color w:val="FFFFFF"/>
+                <w:color w:val="D4AF37"/>
                 <w:sz w:val="17"/>
               </w:rPr>
               <w:t>分區代號</w:t>
@@ -596,13 +613,14 @@
               <w:left w:w="100" w:type="dxa"/>
               <w:right w:w="100" w:type="dxa"/>
             </w:tcMar>
+            <w:shd w:fill="1A1D20"/>
           </w:tcPr>
           <w:p>
             <w:r>
               <w:rPr>
                 <w:rFonts w:ascii="PingFang TC" w:hAnsi="PingFang TC"/>
                 <w:b/>
-                <w:color w:val="FFFFFF"/>
+                <w:color w:val="D4AF37"/>
                 <w:sz w:val="17"/>
               </w:rPr>
               <w:t>分區名稱</w:t>
@@ -619,13 +637,14 @@
               <w:left w:w="100" w:type="dxa"/>
               <w:right w:w="100" w:type="dxa"/>
             </w:tcMar>
+            <w:shd w:fill="1A1D20"/>
           </w:tcPr>
           <w:p>
             <w:r>
               <w:rPr>
                 <w:rFonts w:ascii="PingFang TC" w:hAnsi="PingFang TC"/>
                 <w:b/>
-                <w:color w:val="FFFFFF"/>
+                <w:color w:val="D4AF37"/>
                 <w:sz w:val="17"/>
               </w:rPr>
               <w:t>總戶數</w:t>
@@ -642,13 +661,14 @@
               <w:left w:w="100" w:type="dxa"/>
               <w:right w:w="100" w:type="dxa"/>
             </w:tcMar>
+            <w:shd w:fill="1A1D20"/>
           </w:tcPr>
           <w:p>
             <w:r>
               <w:rPr>
                 <w:rFonts w:ascii="PingFang TC" w:hAnsi="PingFang TC"/>
                 <w:b/>
-                <w:color w:val="FFFFFF"/>
+                <w:color w:val="D4AF37"/>
                 <w:sz w:val="17"/>
               </w:rPr>
               <w:t>戶數佔比</w:t>
@@ -665,13 +685,14 @@
               <w:left w:w="100" w:type="dxa"/>
               <w:right w:w="100" w:type="dxa"/>
             </w:tcMar>
+            <w:shd w:fill="1A1D20"/>
           </w:tcPr>
           <w:p>
             <w:r>
               <w:rPr>
                 <w:rFonts w:ascii="PingFang TC" w:hAnsi="PingFang TC"/>
                 <w:b/>
-                <w:color w:val="FFFFFF"/>
+                <w:color w:val="D4AF37"/>
                 <w:sz w:val="17"/>
               </w:rPr>
               <w:t>地理出入與共用特徵</w:t>
@@ -690,6 +711,7 @@
               <w:left w:w="100" w:type="dxa"/>
               <w:right w:w="100" w:type="dxa"/>
             </w:tcMar>
+            <w:shd w:fill="FFFDF5"/>
           </w:tcPr>
           <w:p>
             <w:r>
@@ -713,6 +735,7 @@
               <w:left w:w="100" w:type="dxa"/>
               <w:right w:w="100" w:type="dxa"/>
             </w:tcMar>
+            <w:shd w:fill="FFFDF5"/>
           </w:tcPr>
           <w:p>
             <w:r>
@@ -736,6 +759,7 @@
               <w:left w:w="100" w:type="dxa"/>
               <w:right w:w="100" w:type="dxa"/>
             </w:tcMar>
+            <w:shd w:fill="FFFDF5"/>
           </w:tcPr>
           <w:p>
             <w:r>
@@ -758,6 +782,7 @@
               <w:left w:w="100" w:type="dxa"/>
               <w:right w:w="100" w:type="dxa"/>
             </w:tcMar>
+            <w:shd w:fill="FFFDF5"/>
           </w:tcPr>
           <w:p>
             <w:r>
@@ -780,6 +805,7 @@
               <w:left w:w="100" w:type="dxa"/>
               <w:right w:w="100" w:type="dxa"/>
             </w:tcMar>
+            <w:shd w:fill="FFFDF5"/>
           </w:tcPr>
           <w:p>
             <w:r>
@@ -804,6 +830,7 @@
               <w:left w:w="100" w:type="dxa"/>
               <w:right w:w="100" w:type="dxa"/>
             </w:tcMar>
+            <w:shd w:fill="FAF8F2"/>
           </w:tcPr>
           <w:p>
             <w:r>
@@ -827,6 +854,7 @@
               <w:left w:w="100" w:type="dxa"/>
               <w:right w:w="100" w:type="dxa"/>
             </w:tcMar>
+            <w:shd w:fill="FAF8F2"/>
           </w:tcPr>
           <w:p>
             <w:r>
@@ -850,6 +878,7 @@
               <w:left w:w="100" w:type="dxa"/>
               <w:right w:w="100" w:type="dxa"/>
             </w:tcMar>
+            <w:shd w:fill="FAF8F2"/>
           </w:tcPr>
           <w:p>
             <w:r>
@@ -872,6 +901,7 @@
               <w:left w:w="100" w:type="dxa"/>
               <w:right w:w="100" w:type="dxa"/>
             </w:tcMar>
+            <w:shd w:fill="FAF8F2"/>
           </w:tcPr>
           <w:p>
             <w:r>
@@ -894,6 +924,7 @@
               <w:left w:w="100" w:type="dxa"/>
               <w:right w:w="100" w:type="dxa"/>
             </w:tcMar>
+            <w:shd w:fill="FAF8F2"/>
           </w:tcPr>
           <w:p>
             <w:r>
@@ -918,6 +949,7 @@
               <w:left w:w="100" w:type="dxa"/>
               <w:right w:w="100" w:type="dxa"/>
             </w:tcMar>
+            <w:shd w:fill="FFFDF5"/>
           </w:tcPr>
           <w:p>
             <w:r>
@@ -941,6 +973,7 @@
               <w:left w:w="100" w:type="dxa"/>
               <w:right w:w="100" w:type="dxa"/>
             </w:tcMar>
+            <w:shd w:fill="FFFDF5"/>
           </w:tcPr>
           <w:p>
             <w:r>
@@ -964,6 +997,7 @@
               <w:left w:w="100" w:type="dxa"/>
               <w:right w:w="100" w:type="dxa"/>
             </w:tcMar>
+            <w:shd w:fill="FFFDF5"/>
           </w:tcPr>
           <w:p>
             <w:r>
@@ -986,6 +1020,7 @@
               <w:left w:w="100" w:type="dxa"/>
               <w:right w:w="100" w:type="dxa"/>
             </w:tcMar>
+            <w:shd w:fill="FFFDF5"/>
           </w:tcPr>
           <w:p>
             <w:r>
@@ -1008,6 +1043,7 @@
               <w:left w:w="100" w:type="dxa"/>
               <w:right w:w="100" w:type="dxa"/>
             </w:tcMar>
+            <w:shd w:fill="FFFDF5"/>
           </w:tcPr>
           <w:p>
             <w:r>
@@ -1032,6 +1068,7 @@
               <w:left w:w="100" w:type="dxa"/>
               <w:right w:w="100" w:type="dxa"/>
             </w:tcMar>
+            <w:shd w:fill="FAF8F2"/>
           </w:tcPr>
           <w:p>
             <w:r>
@@ -1055,6 +1092,7 @@
               <w:left w:w="100" w:type="dxa"/>
               <w:right w:w="100" w:type="dxa"/>
             </w:tcMar>
+            <w:shd w:fill="FAF8F2"/>
           </w:tcPr>
           <w:p>
             <w:r>
@@ -1078,6 +1116,7 @@
               <w:left w:w="100" w:type="dxa"/>
               <w:right w:w="100" w:type="dxa"/>
             </w:tcMar>
+            <w:shd w:fill="FAF8F2"/>
           </w:tcPr>
           <w:p>
             <w:r>
@@ -1100,6 +1139,7 @@
               <w:left w:w="100" w:type="dxa"/>
               <w:right w:w="100" w:type="dxa"/>
             </w:tcMar>
+            <w:shd w:fill="FAF8F2"/>
           </w:tcPr>
           <w:p>
             <w:r>
@@ -1122,6 +1162,7 @@
               <w:left w:w="100" w:type="dxa"/>
               <w:right w:w="100" w:type="dxa"/>
             </w:tcMar>
+            <w:shd w:fill="FAF8F2"/>
           </w:tcPr>
           <w:p>
             <w:r>
@@ -1146,6 +1187,7 @@
               <w:left w:w="100" w:type="dxa"/>
               <w:right w:w="100" w:type="dxa"/>
             </w:tcMar>
+            <w:shd w:fill="FFFDF5"/>
           </w:tcPr>
           <w:p>
             <w:r>
@@ -1169,6 +1211,7 @@
               <w:left w:w="100" w:type="dxa"/>
               <w:right w:w="100" w:type="dxa"/>
             </w:tcMar>
+            <w:shd w:fill="FFFDF5"/>
           </w:tcPr>
           <w:p>
             <w:r>
@@ -1192,6 +1235,7 @@
               <w:left w:w="100" w:type="dxa"/>
               <w:right w:w="100" w:type="dxa"/>
             </w:tcMar>
+            <w:shd w:fill="FFFDF5"/>
           </w:tcPr>
           <w:p>
             <w:r>
@@ -1214,6 +1258,7 @@
               <w:left w:w="100" w:type="dxa"/>
               <w:right w:w="100" w:type="dxa"/>
             </w:tcMar>
+            <w:shd w:fill="FFFDF5"/>
           </w:tcPr>
           <w:p>
             <w:r>
@@ -1236,6 +1281,7 @@
               <w:left w:w="100" w:type="dxa"/>
               <w:right w:w="100" w:type="dxa"/>
             </w:tcMar>
+            <w:shd w:fill="FFFDF5"/>
           </w:tcPr>
           <w:p>
             <w:r>
@@ -1260,6 +1306,7 @@
               <w:left w:w="100" w:type="dxa"/>
               <w:right w:w="100" w:type="dxa"/>
             </w:tcMar>
+            <w:shd w:fill="FAF8F2"/>
           </w:tcPr>
           <w:p>
             <w:r>
@@ -1283,6 +1330,7 @@
               <w:left w:w="100" w:type="dxa"/>
               <w:right w:w="100" w:type="dxa"/>
             </w:tcMar>
+            <w:shd w:fill="FAF8F2"/>
           </w:tcPr>
           <w:p>
             <w:r>
@@ -1306,6 +1354,7 @@
               <w:left w:w="100" w:type="dxa"/>
               <w:right w:w="100" w:type="dxa"/>
             </w:tcMar>
+            <w:shd w:fill="FAF8F2"/>
           </w:tcPr>
           <w:p>
             <w:r>
@@ -1328,6 +1377,7 @@
               <w:left w:w="100" w:type="dxa"/>
               <w:right w:w="100" w:type="dxa"/>
             </w:tcMar>
+            <w:shd w:fill="FAF8F2"/>
           </w:tcPr>
           <w:p>
             <w:r>
@@ -1350,6 +1400,7 @@
               <w:left w:w="100" w:type="dxa"/>
               <w:right w:w="100" w:type="dxa"/>
             </w:tcMar>
+            <w:shd w:fill="FAF8F2"/>
           </w:tcPr>
           <w:p>
             <w:r>
@@ -1440,7 +1491,7 @@
         <w:rPr>
           <w:rFonts w:ascii="PingFang TC" w:hAnsi="PingFang TC"/>
           <w:b/>
-          <w:color w:val="A83212"/>
+          <w:color w:val="B8860B"/>
           <w:sz w:val="28"/>
         </w:rPr>
         <w:t>第貳章：法定分割之法理依據與三大核心王牌</w:t>
@@ -1500,6 +1551,7 @@
               <w:right w:val="none"/>
               <w:bottom w:val="none"/>
             </w:tcBorders>
+            <w:shd w:fill="1A1D20"/>
           </w:tcPr>
           <w:p>
             <w:pPr>
@@ -1509,7 +1561,7 @@
               <w:rPr>
                 <w:rFonts w:ascii="PingFang TC" w:hAnsi="PingFang TC"/>
                 <w:b/>
-                <w:color w:val="DE5814"/>
+                <w:color w:val="D4AF37"/>
                 <w:sz w:val="20"/>
               </w:rPr>
               <w:t>【法定構成要件分析】</w:t>
@@ -1518,7 +1570,8 @@
             <w:r>
               <w:rPr>
                 <w:rFonts w:ascii="PingFang TC" w:hAnsi="PingFang TC"/>
-                <w:color w:val="2D3748"/>
+                <w:b/>
+                <w:color w:val="D4AF37"/>
                 <w:sz w:val="18"/>
               </w:rPr>
               <w:t>法條文義極為清晰：只要滿足兩個要件，即可合法分割成立管理委員會：</w:t>
@@ -1655,7 +1708,7 @@
         <w:rPr>
           <w:rFonts w:ascii="PingFang TC" w:hAnsi="PingFang TC"/>
           <w:b/>
-          <w:color w:val="A83212"/>
+          <w:color w:val="B8860B"/>
           <w:sz w:val="28"/>
         </w:rPr>
         <w:t>第參章：資產清算與財務割離方案（大境 28 萬取回機制）</w:t>
@@ -1712,13 +1765,14 @@
               <w:left w:w="100" w:type="dxa"/>
               <w:right w:w="100" w:type="dxa"/>
             </w:tcMar>
+            <w:shd w:fill="1A1D20"/>
           </w:tcPr>
           <w:p>
             <w:r>
               <w:rPr>
                 <w:rFonts w:ascii="PingFang TC" w:hAnsi="PingFang TC"/>
                 <w:b/>
-                <w:color w:val="FFFFFF"/>
+                <w:color w:val="D4AF37"/>
                 <w:sz w:val="17"/>
               </w:rPr>
               <w:t>資產項目</w:t>
@@ -1735,13 +1789,14 @@
               <w:left w:w="100" w:type="dxa"/>
               <w:right w:w="100" w:type="dxa"/>
             </w:tcMar>
+            <w:shd w:fill="1A1D20"/>
           </w:tcPr>
           <w:p>
             <w:r>
               <w:rPr>
                 <w:rFonts w:ascii="PingFang TC" w:hAnsi="PingFang TC"/>
                 <w:b/>
-                <w:color w:val="FFFFFF"/>
+                <w:color w:val="D4AF37"/>
                 <w:sz w:val="17"/>
               </w:rPr>
               <w:t>應移交金額 (新台幣)</w:t>
@@ -1758,13 +1813,14 @@
               <w:left w:w="100" w:type="dxa"/>
               <w:right w:w="100" w:type="dxa"/>
             </w:tcMar>
+            <w:shd w:fill="1A1D20"/>
           </w:tcPr>
           <w:p>
             <w:r>
               <w:rPr>
                 <w:rFonts w:ascii="PingFang TC" w:hAnsi="PingFang TC"/>
                 <w:b/>
-                <w:color w:val="FFFFFF"/>
+                <w:color w:val="D4AF37"/>
                 <w:sz w:val="17"/>
               </w:rPr>
               <w:t>法定依據與會議記錄證明</w:t>
@@ -1781,13 +1837,14 @@
               <w:left w:w="100" w:type="dxa"/>
               <w:right w:w="100" w:type="dxa"/>
             </w:tcMar>
+            <w:shd w:fill="1A1D20"/>
           </w:tcPr>
           <w:p>
             <w:r>
               <w:rPr>
                 <w:rFonts w:ascii="PingFang TC" w:hAnsi="PingFang TC"/>
                 <w:b/>
-                <w:color w:val="FFFFFF"/>
+                <w:color w:val="D4AF37"/>
                 <w:sz w:val="17"/>
               </w:rPr>
               <w:t>移交割離方式</w:t>
@@ -1806,6 +1863,7 @@
               <w:left w:w="100" w:type="dxa"/>
               <w:right w:w="100" w:type="dxa"/>
             </w:tcMar>
+            <w:shd w:fill="FFFDF5"/>
           </w:tcPr>
           <w:p>
             <w:r>
@@ -1828,6 +1886,7 @@
               <w:left w:w="100" w:type="dxa"/>
               <w:right w:w="100" w:type="dxa"/>
             </w:tcMar>
+            <w:shd w:fill="FFFDF5"/>
           </w:tcPr>
           <w:p>
             <w:r>
@@ -1852,6 +1911,7 @@
               <w:left w:w="100" w:type="dxa"/>
               <w:right w:w="100" w:type="dxa"/>
             </w:tcMar>
+            <w:shd w:fill="FFFDF5"/>
           </w:tcPr>
           <w:p>
             <w:r>
@@ -1876,6 +1936,7 @@
               <w:left w:w="100" w:type="dxa"/>
               <w:right w:w="100" w:type="dxa"/>
             </w:tcMar>
+            <w:shd w:fill="FFFDF5"/>
           </w:tcPr>
           <w:p>
             <w:r>
@@ -1900,6 +1961,7 @@
               <w:left w:w="100" w:type="dxa"/>
               <w:right w:w="100" w:type="dxa"/>
             </w:tcMar>
+            <w:shd w:fill="FAF8F2"/>
           </w:tcPr>
           <w:p>
             <w:r>
@@ -1922,6 +1984,7 @@
               <w:left w:w="100" w:type="dxa"/>
               <w:right w:w="100" w:type="dxa"/>
             </w:tcMar>
+            <w:shd w:fill="FAF8F2"/>
           </w:tcPr>
           <w:p>
             <w:r>
@@ -1946,6 +2009,7 @@
               <w:left w:w="100" w:type="dxa"/>
               <w:right w:w="100" w:type="dxa"/>
             </w:tcMar>
+            <w:shd w:fill="FAF8F2"/>
           </w:tcPr>
           <w:p>
             <w:r>
@@ -1970,6 +2034,7 @@
               <w:left w:w="100" w:type="dxa"/>
               <w:right w:w="100" w:type="dxa"/>
             </w:tcMar>
+            <w:shd w:fill="FAF8F2"/>
           </w:tcPr>
           <w:p>
             <w:r>
@@ -1994,6 +2059,7 @@
               <w:left w:w="100" w:type="dxa"/>
               <w:right w:w="100" w:type="dxa"/>
             </w:tcMar>
+            <w:shd w:fill="FFFDF5"/>
           </w:tcPr>
           <w:p>
             <w:r>
@@ -2016,6 +2082,7 @@
               <w:left w:w="100" w:type="dxa"/>
               <w:right w:w="100" w:type="dxa"/>
             </w:tcMar>
+            <w:shd w:fill="FFFDF5"/>
           </w:tcPr>
           <w:p>
             <w:r>
@@ -2040,6 +2107,7 @@
               <w:left w:w="100" w:type="dxa"/>
               <w:right w:w="100" w:type="dxa"/>
             </w:tcMar>
+            <w:shd w:fill="FFFDF5"/>
           </w:tcPr>
           <w:p>
             <w:r>
@@ -2062,6 +2130,7 @@
               <w:left w:w="100" w:type="dxa"/>
               <w:right w:w="100" w:type="dxa"/>
             </w:tcMar>
+            <w:shd w:fill="FFFDF5"/>
           </w:tcPr>
           <w:p>
             <w:r>
@@ -2086,6 +2155,7 @@
               <w:left w:w="100" w:type="dxa"/>
               <w:right w:w="100" w:type="dxa"/>
             </w:tcMar>
+            <w:shd w:fill="FAF8F2"/>
           </w:tcPr>
           <w:p>
             <w:r>
@@ -2109,6 +2179,7 @@
               <w:left w:w="100" w:type="dxa"/>
               <w:right w:w="100" w:type="dxa"/>
             </w:tcMar>
+            <w:shd w:fill="FAF8F2"/>
           </w:tcPr>
           <w:p>
             <w:r>
@@ -2132,6 +2203,7 @@
               <w:left w:w="100" w:type="dxa"/>
               <w:right w:w="100" w:type="dxa"/>
             </w:tcMar>
+            <w:shd w:fill="FAF8F2"/>
           </w:tcPr>
           <w:p>
             <w:r>
@@ -2155,6 +2227,7 @@
               <w:left w:w="100" w:type="dxa"/>
               <w:right w:w="100" w:type="dxa"/>
             </w:tcMar>
+            <w:shd w:fill="FAF8F2"/>
           </w:tcPr>
           <w:p>
             <w:r>
@@ -2220,13 +2293,14 @@
               <w:left w:w="100" w:type="dxa"/>
               <w:right w:w="100" w:type="dxa"/>
             </w:tcMar>
+            <w:shd w:fill="1A1D20"/>
           </w:tcPr>
           <w:p>
             <w:r>
               <w:rPr>
                 <w:rFonts w:ascii="PingFang TC" w:hAnsi="PingFang TC"/>
                 <w:b/>
-                <w:color w:val="FFFFFF"/>
+                <w:color w:val="D4AF37"/>
                 <w:sz w:val="17"/>
               </w:rPr>
               <w:t>收支項目</w:t>
@@ -2243,13 +2317,14 @@
               <w:left w:w="100" w:type="dxa"/>
               <w:right w:w="100" w:type="dxa"/>
             </w:tcMar>
+            <w:shd w:fill="1A1D20"/>
           </w:tcPr>
           <w:p>
             <w:r>
               <w:rPr>
                 <w:rFonts w:ascii="PingFang TC" w:hAnsi="PingFang TC"/>
                 <w:b/>
-                <w:color w:val="FFFFFF"/>
+                <w:color w:val="D4AF37"/>
                 <w:sz w:val="17"/>
               </w:rPr>
               <w:t>每月金額 (新台幣)</w:t>
@@ -2266,13 +2341,14 @@
               <w:left w:w="100" w:type="dxa"/>
               <w:right w:w="100" w:type="dxa"/>
             </w:tcMar>
+            <w:shd w:fill="1A1D20"/>
           </w:tcPr>
           <w:p>
             <w:r>
               <w:rPr>
                 <w:rFonts w:ascii="PingFang TC" w:hAnsi="PingFang TC"/>
                 <w:b/>
-                <w:color w:val="FFFFFF"/>
+                <w:color w:val="D4AF37"/>
                 <w:sz w:val="17"/>
               </w:rPr>
               <w:t>年度金額 (新台幣) / 說明</w:t>
@@ -2291,6 +2367,7 @@
               <w:left w:w="100" w:type="dxa"/>
               <w:right w:w="100" w:type="dxa"/>
             </w:tcMar>
+            <w:shd w:fill="FFFDF5"/>
           </w:tcPr>
           <w:p>
             <w:r>
@@ -2313,6 +2390,7 @@
               <w:left w:w="100" w:type="dxa"/>
               <w:right w:w="100" w:type="dxa"/>
             </w:tcMar>
+            <w:shd w:fill="FFFDF5"/>
           </w:tcPr>
           <w:p>
             <w:r>
@@ -2335,6 +2413,7 @@
               <w:left w:w="100" w:type="dxa"/>
               <w:right w:w="100" w:type="dxa"/>
             </w:tcMar>
+            <w:shd w:fill="FFFDF5"/>
           </w:tcPr>
           <w:p>
             <w:r>
@@ -2359,6 +2438,7 @@
               <w:left w:w="100" w:type="dxa"/>
               <w:right w:w="100" w:type="dxa"/>
             </w:tcMar>
+            <w:shd w:fill="FAF8F2"/>
           </w:tcPr>
           <w:p>
             <w:r>
@@ -2381,6 +2461,7 @@
               <w:left w:w="100" w:type="dxa"/>
               <w:right w:w="100" w:type="dxa"/>
             </w:tcMar>
+            <w:shd w:fill="FAF8F2"/>
           </w:tcPr>
           <w:p>
             <w:r>
@@ -2403,6 +2484,7 @@
               <w:left w:w="100" w:type="dxa"/>
               <w:right w:w="100" w:type="dxa"/>
             </w:tcMar>
+            <w:shd w:fill="FAF8F2"/>
           </w:tcPr>
           <w:p>
             <w:r>
@@ -2427,6 +2509,7 @@
               <w:left w:w="100" w:type="dxa"/>
               <w:right w:w="100" w:type="dxa"/>
             </w:tcMar>
+            <w:shd w:fill="FFFDF5"/>
           </w:tcPr>
           <w:p>
             <w:r>
@@ -2449,6 +2532,7 @@
               <w:left w:w="100" w:type="dxa"/>
               <w:right w:w="100" w:type="dxa"/>
             </w:tcMar>
+            <w:shd w:fill="FFFDF5"/>
           </w:tcPr>
           <w:p>
             <w:r>
@@ -2471,6 +2555,7 @@
               <w:left w:w="100" w:type="dxa"/>
               <w:right w:w="100" w:type="dxa"/>
             </w:tcMar>
+            <w:shd w:fill="FFFDF5"/>
           </w:tcPr>
           <w:p>
             <w:r>
@@ -2495,6 +2580,7 @@
               <w:left w:w="100" w:type="dxa"/>
               <w:right w:w="100" w:type="dxa"/>
             </w:tcMar>
+            <w:shd w:fill="FAF8F2"/>
           </w:tcPr>
           <w:p>
             <w:r>
@@ -2517,6 +2603,7 @@
               <w:left w:w="100" w:type="dxa"/>
               <w:right w:w="100" w:type="dxa"/>
             </w:tcMar>
+            <w:shd w:fill="FAF8F2"/>
           </w:tcPr>
           <w:p>
             <w:r>
@@ -2539,6 +2626,7 @@
               <w:left w:w="100" w:type="dxa"/>
               <w:right w:w="100" w:type="dxa"/>
             </w:tcMar>
+            <w:shd w:fill="FAF8F2"/>
           </w:tcPr>
           <w:p>
             <w:r>
@@ -2563,6 +2651,7 @@
               <w:left w:w="100" w:type="dxa"/>
               <w:right w:w="100" w:type="dxa"/>
             </w:tcMar>
+            <w:shd w:fill="FFFDF5"/>
           </w:tcPr>
           <w:p>
             <w:r>
@@ -2586,6 +2675,7 @@
               <w:left w:w="100" w:type="dxa"/>
               <w:right w:w="100" w:type="dxa"/>
             </w:tcMar>
+            <w:shd w:fill="FFFDF5"/>
           </w:tcPr>
           <w:p>
             <w:r>
@@ -2609,6 +2699,7 @@
               <w:left w:w="100" w:type="dxa"/>
               <w:right w:w="100" w:type="dxa"/>
             </w:tcMar>
+            <w:shd w:fill="FFFDF5"/>
           </w:tcPr>
           <w:p>
             <w:r>
@@ -2633,7 +2724,7 @@
         <w:rPr>
           <w:rFonts w:ascii="PingFang TC" w:hAnsi="PingFang TC"/>
           <w:b/>
-          <w:color w:val="A83212"/>
+          <w:color w:val="B8860B"/>
           <w:sz w:val="28"/>
         </w:rPr>
         <w:t>第肆章：五大推動階段與標準作業程序（SOP）</w:t>
@@ -2970,7 +3061,7 @@
         <w:rPr>
           <w:rFonts w:ascii="PingFang TC" w:hAnsi="PingFang TC"/>
           <w:b/>
-          <w:color w:val="A83212"/>
+          <w:color w:val="B8860B"/>
           <w:sz w:val="28"/>
         </w:rPr>
         <w:t>第伍章：常見法律風險防禦與爭議防範守則</w:t>
@@ -3080,7 +3171,7 @@
         <w:rPr>
           <w:rFonts w:ascii="PingFang TC" w:hAnsi="PingFang TC"/>
           <w:b/>
-          <w:color w:val="A83212"/>
+          <w:color w:val="B8860B"/>
           <w:sz w:val="28"/>
         </w:rPr>
         <w:t>第陸章：法制化必備實體附件與契約範本庫</w:t>
@@ -3127,6 +3218,7 @@
               <w:right w:val="none"/>
               <w:bottom w:val="none"/>
             </w:tcBorders>
+            <w:shd w:fill="1A1D20"/>
           </w:tcPr>
           <w:p>
             <w:pPr>
@@ -3136,7 +3228,7 @@
               <w:rPr>
                 <w:rFonts w:ascii="PingFang TC" w:hAnsi="PingFang TC"/>
                 <w:b/>
-                <w:color w:val="DE5814"/>
+                <w:color w:val="D4AF37"/>
                 <w:sz w:val="20"/>
               </w:rPr>
               <w:t>【法定連署書公文範本】</w:t>
@@ -3145,7 +3237,8 @@
             <w:r>
               <w:rPr>
                 <w:rFonts w:ascii="PingFang TC" w:hAnsi="PingFang TC"/>
-                <w:color w:val="2D3748"/>
+                <w:b/>
+                <w:color w:val="D4AF37"/>
                 <w:sz w:val="18"/>
               </w:rPr>
               <w:t>立連署書人係台中市沙鹿區「富宇大境（A2 區）」之全體區分所有權人。緣於本區 6 戶透天別墅面臨龍社路公有計畫道路，人員車輛出入完全獨立；且生活垃圾均自行等候市府垃圾車清運，完全未使用富宇大地社區內部之收費子母車與環保室。</w:t>
@@ -3219,6 +3312,7 @@
               <w:right w:val="none"/>
               <w:bottom w:val="none"/>
             </w:tcBorders>
+            <w:shd w:fill="1A1D20"/>
           </w:tcPr>
           <w:p>
             <w:pPr>
@@ -3228,7 +3322,7 @@
               <w:rPr>
                 <w:rFonts w:ascii="PingFang TC" w:hAnsi="PingFang TC"/>
                 <w:b/>
-                <w:color w:val="DE5814"/>
+                <w:color w:val="D4AF37"/>
                 <w:sz w:val="20"/>
               </w:rPr>
               <w:t>【資產清算協議書契約範本】</w:t>
@@ -3237,7 +3331,8 @@
             <w:r>
               <w:rPr>
                 <w:rFonts w:ascii="PingFang TC" w:hAnsi="PingFang TC"/>
-                <w:color w:val="2D3748"/>
+                <w:b/>
+                <w:color w:val="D4AF37"/>
                 <w:sz w:val="18"/>
               </w:rPr>
               <w:t>立協議書人：</w:t>
@@ -3292,13 +3387,50 @@
       <w:pStyle w:val="Footer"/>
       <w:jc w:val="center"/>
     </w:pPr>
+    <w:r/>
     <w:r>
       <w:rPr>
         <w:rFonts w:ascii="PingFang TC" w:hAnsi="PingFang TC"/>
-        <w:color w:val="718096"/>
+        <w:color w:val="8C8273"/>
         <w:sz w:val="17"/>
       </w:rPr>
-      <w:t>報告人：Howard Liao Ph.D.  ｜  依《公寓大廈管理條例》第 26 條法規標準編制</w:t>
+      <w:t xml:space="preserve">報告人：Howard Liao Ph.D.  ｜  克林姆金色典藏版  ｜  第 </w:t>
+    </w:r>
+    <w:fldSimple w:instr="PAGE">
+      <w:r>
+        <w:rPr>
+          <w:rFonts w:ascii="PingFang TC" w:eastAsia="PingFang TC"/>
+          <w:sz w:val="17"/>
+          <w:color w:val="8C8273"/>
+        </w:rPr>
+        <w:t>1</w:t>
+      </w:r>
+    </w:fldSimple>
+    <w:r>
+      <w:rPr>
+        <w:rFonts w:ascii="PingFang TC" w:hAnsi="PingFang TC"/>
+        <w:color w:val="8C8273"/>
+        <w:sz w:val="17"/>
+      </w:rPr>
+      <w:t xml:space="preserve"> 頁  /  共 </w:t>
+    </w:r>
+    <w:fldSimple w:instr="NUMPAGES">
+      <w:r>
+        <w:rPr>
+          <w:rFonts w:ascii="PingFang TC" w:eastAsia="PingFang TC"/>
+          <w:sz w:val="17"/>
+          <w:color w:val="8C8273"/>
+        </w:rPr>
+        <w:t>1</w:t>
+      </w:r>
+    </w:fldSimple>
+    <w:r>
+      <w:rPr>
+        <w:rFonts w:ascii="PingFang TC" w:hAnsi="PingFang TC"/>
+        <w:color w:val="8C8273"/>
+        <w:sz w:val="17"/>
+      </w:rPr>
+      <w:t xml:space="preserve"> 頁</w:t>
     </w:r>
   </w:p>
 </w:ftr>

--- a/附件一_富宇大境社區管理委員會法定獨立分割報告書.docx
+++ b/附件一_富宇大境社區管理委員會法定獨立分割報告書.docx
@@ -3387,7 +3387,6 @@
       <w:pStyle w:val="Footer"/>
       <w:jc w:val="center"/>
     </w:pPr>
-    <w:r/>
     <w:r>
       <w:rPr>
         <w:rFonts w:ascii="PingFang TC" w:hAnsi="PingFang TC"/>

--- a/附件一_富宇大境社區管理委員會法定獨立分割報告書.docx
+++ b/附件一_富宇大境社區管理委員會法定獨立分割報告書.docx
@@ -68,6 +68,7 @@
               <w:right w:w="0" w:type="dxa"/>
             </w:tcMar>
             <w:shd w:fill="1A1D20"/>
+            <w:shd w:fill="1A1D20"/>
           </w:tcPr>
           <w:p/>
         </w:tc>
@@ -96,6 +97,7 @@
               <w:right w:w="130" w:type="dxa"/>
             </w:tcMar>
             <w:shd w:fill="1A1D20"/>
+            <w:shd w:fill="1A1D20"/>
           </w:tcPr>
           <w:p>
             <w:r>
@@ -119,6 +121,7 @@
               <w:left w:w="130" w:type="dxa"/>
               <w:right w:w="130" w:type="dxa"/>
             </w:tcMar>
+            <w:shd w:fill="1A1D20"/>
             <w:shd w:fill="1A1D20"/>
           </w:tcPr>
           <w:p>
@@ -146,6 +149,7 @@
               <w:right w:w="130" w:type="dxa"/>
             </w:tcMar>
             <w:shd w:fill="FFFDF5"/>
+            <w:shd w:fill="FFFDF5"/>
           </w:tcPr>
           <w:p>
             <w:r>
@@ -169,6 +173,7 @@
               <w:left w:w="130" w:type="dxa"/>
               <w:right w:w="130" w:type="dxa"/>
             </w:tcMar>
+            <w:shd w:fill="FFFDF5"/>
             <w:shd w:fill="FFFDF5"/>
           </w:tcPr>
           <w:p>
@@ -195,6 +200,7 @@
               <w:right w:w="130" w:type="dxa"/>
             </w:tcMar>
             <w:shd w:fill="FAF8F2"/>
+            <w:shd w:fill="FAF8F2"/>
           </w:tcPr>
           <w:p>
             <w:r>
@@ -218,6 +224,7 @@
               <w:left w:w="130" w:type="dxa"/>
               <w:right w:w="130" w:type="dxa"/>
             </w:tcMar>
+            <w:shd w:fill="FAF8F2"/>
             <w:shd w:fill="FAF8F2"/>
           </w:tcPr>
           <w:p>
@@ -244,6 +251,7 @@
               <w:right w:w="130" w:type="dxa"/>
             </w:tcMar>
             <w:shd w:fill="FFFDF5"/>
+            <w:shd w:fill="FFFDF5"/>
           </w:tcPr>
           <w:p>
             <w:r>
@@ -267,6 +275,7 @@
               <w:left w:w="130" w:type="dxa"/>
               <w:right w:w="130" w:type="dxa"/>
             </w:tcMar>
+            <w:shd w:fill="FFFDF5"/>
             <w:shd w:fill="FFFDF5"/>
           </w:tcPr>
           <w:p>
@@ -293,6 +302,7 @@
               <w:right w:w="130" w:type="dxa"/>
             </w:tcMar>
             <w:shd w:fill="FAF8F2"/>
+            <w:shd w:fill="FAF8F2"/>
           </w:tcPr>
           <w:p>
             <w:r>
@@ -316,6 +326,7 @@
               <w:left w:w="130" w:type="dxa"/>
               <w:right w:w="130" w:type="dxa"/>
             </w:tcMar>
+            <w:shd w:fill="FAF8F2"/>
             <w:shd w:fill="FAF8F2"/>
           </w:tcPr>
           <w:p>
@@ -342,6 +353,7 @@
               <w:right w:w="130" w:type="dxa"/>
             </w:tcMar>
             <w:shd w:fill="FFFDF5"/>
+            <w:shd w:fill="FFFDF5"/>
           </w:tcPr>
           <w:p>
             <w:r>
@@ -365,6 +377,7 @@
               <w:left w:w="130" w:type="dxa"/>
               <w:right w:w="130" w:type="dxa"/>
             </w:tcMar>
+            <w:shd w:fill="FFFDF5"/>
             <w:shd w:fill="FFFDF5"/>
           </w:tcPr>
           <w:p>
@@ -454,6 +467,7 @@
               <w:right w:val="none"/>
               <w:bottom w:val="none"/>
             </w:tcBorders>
+            <w:shd w:fill="1A1D20"/>
             <w:shd w:fill="1A1D20"/>
           </w:tcPr>
           <w:p>
@@ -590,6 +604,7 @@
               <w:right w:w="100" w:type="dxa"/>
             </w:tcMar>
             <w:shd w:fill="1A1D20"/>
+            <w:shd w:fill="1A1D20"/>
           </w:tcPr>
           <w:p>
             <w:r>
@@ -613,6 +628,7 @@
               <w:left w:w="100" w:type="dxa"/>
               <w:right w:w="100" w:type="dxa"/>
             </w:tcMar>
+            <w:shd w:fill="1A1D20"/>
             <w:shd w:fill="1A1D20"/>
           </w:tcPr>
           <w:p>
@@ -638,6 +654,7 @@
               <w:right w:w="100" w:type="dxa"/>
             </w:tcMar>
             <w:shd w:fill="1A1D20"/>
+            <w:shd w:fill="1A1D20"/>
           </w:tcPr>
           <w:p>
             <w:r>
@@ -662,6 +679,7 @@
               <w:right w:w="100" w:type="dxa"/>
             </w:tcMar>
             <w:shd w:fill="1A1D20"/>
+            <w:shd w:fill="1A1D20"/>
           </w:tcPr>
           <w:p>
             <w:r>
@@ -685,6 +703,7 @@
               <w:left w:w="100" w:type="dxa"/>
               <w:right w:w="100" w:type="dxa"/>
             </w:tcMar>
+            <w:shd w:fill="1A1D20"/>
             <w:shd w:fill="1A1D20"/>
           </w:tcPr>
           <w:p>
@@ -712,6 +731,7 @@
               <w:right w:w="100" w:type="dxa"/>
             </w:tcMar>
             <w:shd w:fill="FFFDF5"/>
+            <w:shd w:fill="FFFDF5"/>
           </w:tcPr>
           <w:p>
             <w:r>
@@ -735,6 +755,7 @@
               <w:left w:w="100" w:type="dxa"/>
               <w:right w:w="100" w:type="dxa"/>
             </w:tcMar>
+            <w:shd w:fill="FFFDF5"/>
             <w:shd w:fill="FFFDF5"/>
           </w:tcPr>
           <w:p>
@@ -760,6 +781,7 @@
               <w:right w:w="100" w:type="dxa"/>
             </w:tcMar>
             <w:shd w:fill="FFFDF5"/>
+            <w:shd w:fill="FFFDF5"/>
           </w:tcPr>
           <w:p>
             <w:r>
@@ -783,6 +805,7 @@
               <w:right w:w="100" w:type="dxa"/>
             </w:tcMar>
             <w:shd w:fill="FFFDF5"/>
+            <w:shd w:fill="FFFDF5"/>
           </w:tcPr>
           <w:p>
             <w:r>
@@ -805,6 +828,7 @@
               <w:left w:w="100" w:type="dxa"/>
               <w:right w:w="100" w:type="dxa"/>
             </w:tcMar>
+            <w:shd w:fill="FFFDF5"/>
             <w:shd w:fill="FFFDF5"/>
           </w:tcPr>
           <w:p>
@@ -831,6 +855,7 @@
               <w:right w:w="100" w:type="dxa"/>
             </w:tcMar>
             <w:shd w:fill="FAF8F2"/>
+            <w:shd w:fill="FAF8F2"/>
           </w:tcPr>
           <w:p>
             <w:r>
@@ -854,6 +879,7 @@
               <w:left w:w="100" w:type="dxa"/>
               <w:right w:w="100" w:type="dxa"/>
             </w:tcMar>
+            <w:shd w:fill="FAF8F2"/>
             <w:shd w:fill="FAF8F2"/>
           </w:tcPr>
           <w:p>
@@ -879,6 +905,7 @@
               <w:right w:w="100" w:type="dxa"/>
             </w:tcMar>
             <w:shd w:fill="FAF8F2"/>
+            <w:shd w:fill="FAF8F2"/>
           </w:tcPr>
           <w:p>
             <w:r>
@@ -902,6 +929,7 @@
               <w:right w:w="100" w:type="dxa"/>
             </w:tcMar>
             <w:shd w:fill="FAF8F2"/>
+            <w:shd w:fill="FAF8F2"/>
           </w:tcPr>
           <w:p>
             <w:r>
@@ -924,6 +952,7 @@
               <w:left w:w="100" w:type="dxa"/>
               <w:right w:w="100" w:type="dxa"/>
             </w:tcMar>
+            <w:shd w:fill="FAF8F2"/>
             <w:shd w:fill="FAF8F2"/>
           </w:tcPr>
           <w:p>
@@ -950,6 +979,7 @@
               <w:right w:w="100" w:type="dxa"/>
             </w:tcMar>
             <w:shd w:fill="FFFDF5"/>
+            <w:shd w:fill="FFFDF5"/>
           </w:tcPr>
           <w:p>
             <w:r>
@@ -973,6 +1003,7 @@
               <w:left w:w="100" w:type="dxa"/>
               <w:right w:w="100" w:type="dxa"/>
             </w:tcMar>
+            <w:shd w:fill="FFFDF5"/>
             <w:shd w:fill="FFFDF5"/>
           </w:tcPr>
           <w:p>
@@ -998,6 +1029,7 @@
               <w:right w:w="100" w:type="dxa"/>
             </w:tcMar>
             <w:shd w:fill="FFFDF5"/>
+            <w:shd w:fill="FFFDF5"/>
           </w:tcPr>
           <w:p>
             <w:r>
@@ -1021,6 +1053,7 @@
               <w:right w:w="100" w:type="dxa"/>
             </w:tcMar>
             <w:shd w:fill="FFFDF5"/>
+            <w:shd w:fill="FFFDF5"/>
           </w:tcPr>
           <w:p>
             <w:r>
@@ -1043,6 +1076,7 @@
               <w:left w:w="100" w:type="dxa"/>
               <w:right w:w="100" w:type="dxa"/>
             </w:tcMar>
+            <w:shd w:fill="FFFDF5"/>
             <w:shd w:fill="FFFDF5"/>
           </w:tcPr>
           <w:p>
@@ -1069,6 +1103,7 @@
               <w:right w:w="100" w:type="dxa"/>
             </w:tcMar>
             <w:shd w:fill="FAF8F2"/>
+            <w:shd w:fill="FAF8F2"/>
           </w:tcPr>
           <w:p>
             <w:r>
@@ -1092,6 +1127,7 @@
               <w:left w:w="100" w:type="dxa"/>
               <w:right w:w="100" w:type="dxa"/>
             </w:tcMar>
+            <w:shd w:fill="FAF8F2"/>
             <w:shd w:fill="FAF8F2"/>
           </w:tcPr>
           <w:p>
@@ -1117,6 +1153,7 @@
               <w:right w:w="100" w:type="dxa"/>
             </w:tcMar>
             <w:shd w:fill="FAF8F2"/>
+            <w:shd w:fill="FAF8F2"/>
           </w:tcPr>
           <w:p>
             <w:r>
@@ -1140,6 +1177,7 @@
               <w:right w:w="100" w:type="dxa"/>
             </w:tcMar>
             <w:shd w:fill="FAF8F2"/>
+            <w:shd w:fill="FAF8F2"/>
           </w:tcPr>
           <w:p>
             <w:r>
@@ -1162,6 +1200,7 @@
               <w:left w:w="100" w:type="dxa"/>
               <w:right w:w="100" w:type="dxa"/>
             </w:tcMar>
+            <w:shd w:fill="FAF8F2"/>
             <w:shd w:fill="FAF8F2"/>
           </w:tcPr>
           <w:p>
@@ -1188,6 +1227,7 @@
               <w:right w:w="100" w:type="dxa"/>
             </w:tcMar>
             <w:shd w:fill="FFFDF5"/>
+            <w:shd w:fill="FFFDF5"/>
           </w:tcPr>
           <w:p>
             <w:r>
@@ -1211,6 +1251,7 @@
               <w:left w:w="100" w:type="dxa"/>
               <w:right w:w="100" w:type="dxa"/>
             </w:tcMar>
+            <w:shd w:fill="FFFDF5"/>
             <w:shd w:fill="FFFDF5"/>
           </w:tcPr>
           <w:p>
@@ -1236,6 +1277,7 @@
               <w:right w:w="100" w:type="dxa"/>
             </w:tcMar>
             <w:shd w:fill="FFFDF5"/>
+            <w:shd w:fill="FFFDF5"/>
           </w:tcPr>
           <w:p>
             <w:r>
@@ -1259,6 +1301,7 @@
               <w:right w:w="100" w:type="dxa"/>
             </w:tcMar>
             <w:shd w:fill="FFFDF5"/>
+            <w:shd w:fill="FFFDF5"/>
           </w:tcPr>
           <w:p>
             <w:r>
@@ -1281,6 +1324,7 @@
               <w:left w:w="100" w:type="dxa"/>
               <w:right w:w="100" w:type="dxa"/>
             </w:tcMar>
+            <w:shd w:fill="FFFDF5"/>
             <w:shd w:fill="FFFDF5"/>
           </w:tcPr>
           <w:p>
@@ -1307,6 +1351,7 @@
               <w:right w:w="100" w:type="dxa"/>
             </w:tcMar>
             <w:shd w:fill="FAF8F2"/>
+            <w:shd w:fill="FAF8F2"/>
           </w:tcPr>
           <w:p>
             <w:r>
@@ -1330,6 +1375,7 @@
               <w:left w:w="100" w:type="dxa"/>
               <w:right w:w="100" w:type="dxa"/>
             </w:tcMar>
+            <w:shd w:fill="FAF8F2"/>
             <w:shd w:fill="FAF8F2"/>
           </w:tcPr>
           <w:p>
@@ -1355,6 +1401,7 @@
               <w:right w:w="100" w:type="dxa"/>
             </w:tcMar>
             <w:shd w:fill="FAF8F2"/>
+            <w:shd w:fill="FAF8F2"/>
           </w:tcPr>
           <w:p>
             <w:r>
@@ -1378,6 +1425,7 @@
               <w:right w:w="100" w:type="dxa"/>
             </w:tcMar>
             <w:shd w:fill="FAF8F2"/>
+            <w:shd w:fill="FAF8F2"/>
           </w:tcPr>
           <w:p>
             <w:r>
@@ -1400,6 +1448,7 @@
               <w:left w:w="100" w:type="dxa"/>
               <w:right w:w="100" w:type="dxa"/>
             </w:tcMar>
+            <w:shd w:fill="FAF8F2"/>
             <w:shd w:fill="FAF8F2"/>
           </w:tcPr>
           <w:p>
@@ -1551,6 +1600,7 @@
               <w:right w:val="none"/>
               <w:bottom w:val="none"/>
             </w:tcBorders>
+            <w:shd w:fill="1A1D20"/>
             <w:shd w:fill="1A1D20"/>
           </w:tcPr>
           <w:p>
@@ -1766,6 +1816,7 @@
               <w:right w:w="100" w:type="dxa"/>
             </w:tcMar>
             <w:shd w:fill="1A1D20"/>
+            <w:shd w:fill="1A1D20"/>
           </w:tcPr>
           <w:p>
             <w:r>
@@ -1789,6 +1840,7 @@
               <w:left w:w="100" w:type="dxa"/>
               <w:right w:w="100" w:type="dxa"/>
             </w:tcMar>
+            <w:shd w:fill="1A1D20"/>
             <w:shd w:fill="1A1D20"/>
           </w:tcPr>
           <w:p>
@@ -1814,6 +1866,7 @@
               <w:right w:w="100" w:type="dxa"/>
             </w:tcMar>
             <w:shd w:fill="1A1D20"/>
+            <w:shd w:fill="1A1D20"/>
           </w:tcPr>
           <w:p>
             <w:r>
@@ -1837,6 +1890,7 @@
               <w:left w:w="100" w:type="dxa"/>
               <w:right w:w="100" w:type="dxa"/>
             </w:tcMar>
+            <w:shd w:fill="1A1D20"/>
             <w:shd w:fill="1A1D20"/>
           </w:tcPr>
           <w:p>
@@ -1864,6 +1918,7 @@
               <w:right w:w="100" w:type="dxa"/>
             </w:tcMar>
             <w:shd w:fill="FFFDF5"/>
+            <w:shd w:fill="FFFDF5"/>
           </w:tcPr>
           <w:p>
             <w:r>
@@ -1886,6 +1941,7 @@
               <w:left w:w="100" w:type="dxa"/>
               <w:right w:w="100" w:type="dxa"/>
             </w:tcMar>
+            <w:shd w:fill="FFFDF5"/>
             <w:shd w:fill="FFFDF5"/>
           </w:tcPr>
           <w:p>
@@ -1912,6 +1968,7 @@
               <w:right w:w="100" w:type="dxa"/>
             </w:tcMar>
             <w:shd w:fill="FFFDF5"/>
+            <w:shd w:fill="FFFDF5"/>
           </w:tcPr>
           <w:p>
             <w:r>
@@ -1936,6 +1993,7 @@
               <w:left w:w="100" w:type="dxa"/>
               <w:right w:w="100" w:type="dxa"/>
             </w:tcMar>
+            <w:shd w:fill="FFFDF5"/>
             <w:shd w:fill="FFFDF5"/>
           </w:tcPr>
           <w:p>
@@ -1962,6 +2020,7 @@
               <w:right w:w="100" w:type="dxa"/>
             </w:tcMar>
             <w:shd w:fill="FAF8F2"/>
+            <w:shd w:fill="FAF8F2"/>
           </w:tcPr>
           <w:p>
             <w:r>
@@ -1984,6 +2043,7 @@
               <w:left w:w="100" w:type="dxa"/>
               <w:right w:w="100" w:type="dxa"/>
             </w:tcMar>
+            <w:shd w:fill="FAF8F2"/>
             <w:shd w:fill="FAF8F2"/>
           </w:tcPr>
           <w:p>
@@ -2010,6 +2070,7 @@
               <w:right w:w="100" w:type="dxa"/>
             </w:tcMar>
             <w:shd w:fill="FAF8F2"/>
+            <w:shd w:fill="FAF8F2"/>
           </w:tcPr>
           <w:p>
             <w:r>
@@ -2034,6 +2095,7 @@
               <w:left w:w="100" w:type="dxa"/>
               <w:right w:w="100" w:type="dxa"/>
             </w:tcMar>
+            <w:shd w:fill="FAF8F2"/>
             <w:shd w:fill="FAF8F2"/>
           </w:tcPr>
           <w:p>
@@ -2060,6 +2122,7 @@
               <w:right w:w="100" w:type="dxa"/>
             </w:tcMar>
             <w:shd w:fill="FFFDF5"/>
+            <w:shd w:fill="FFFDF5"/>
           </w:tcPr>
           <w:p>
             <w:r>
@@ -2082,6 +2145,7 @@
               <w:left w:w="100" w:type="dxa"/>
               <w:right w:w="100" w:type="dxa"/>
             </w:tcMar>
+            <w:shd w:fill="FFFDF5"/>
             <w:shd w:fill="FFFDF5"/>
           </w:tcPr>
           <w:p>
@@ -2108,6 +2172,7 @@
               <w:right w:w="100" w:type="dxa"/>
             </w:tcMar>
             <w:shd w:fill="FFFDF5"/>
+            <w:shd w:fill="FFFDF5"/>
           </w:tcPr>
           <w:p>
             <w:r>
@@ -2130,6 +2195,7 @@
               <w:left w:w="100" w:type="dxa"/>
               <w:right w:w="100" w:type="dxa"/>
             </w:tcMar>
+            <w:shd w:fill="FFFDF5"/>
             <w:shd w:fill="FFFDF5"/>
           </w:tcPr>
           <w:p>
@@ -2156,6 +2222,7 @@
               <w:right w:w="100" w:type="dxa"/>
             </w:tcMar>
             <w:shd w:fill="FAF8F2"/>
+            <w:shd w:fill="FAF8F2"/>
           </w:tcPr>
           <w:p>
             <w:r>
@@ -2179,6 +2246,7 @@
               <w:left w:w="100" w:type="dxa"/>
               <w:right w:w="100" w:type="dxa"/>
             </w:tcMar>
+            <w:shd w:fill="FAF8F2"/>
             <w:shd w:fill="FAF8F2"/>
           </w:tcPr>
           <w:p>
@@ -2204,6 +2272,7 @@
               <w:right w:w="100" w:type="dxa"/>
             </w:tcMar>
             <w:shd w:fill="FAF8F2"/>
+            <w:shd w:fill="FAF8F2"/>
           </w:tcPr>
           <w:p>
             <w:r>
@@ -2227,6 +2296,7 @@
               <w:left w:w="100" w:type="dxa"/>
               <w:right w:w="100" w:type="dxa"/>
             </w:tcMar>
+            <w:shd w:fill="FAF8F2"/>
             <w:shd w:fill="FAF8F2"/>
           </w:tcPr>
           <w:p>
@@ -2294,6 +2364,7 @@
               <w:right w:w="100" w:type="dxa"/>
             </w:tcMar>
             <w:shd w:fill="1A1D20"/>
+            <w:shd w:fill="1A1D20"/>
           </w:tcPr>
           <w:p>
             <w:r>
@@ -2318,6 +2389,7 @@
               <w:right w:w="100" w:type="dxa"/>
             </w:tcMar>
             <w:shd w:fill="1A1D20"/>
+            <w:shd w:fill="1A1D20"/>
           </w:tcPr>
           <w:p>
             <w:r>
@@ -2341,6 +2413,7 @@
               <w:left w:w="100" w:type="dxa"/>
               <w:right w:w="100" w:type="dxa"/>
             </w:tcMar>
+            <w:shd w:fill="1A1D20"/>
             <w:shd w:fill="1A1D20"/>
           </w:tcPr>
           <w:p>
@@ -2368,6 +2441,7 @@
               <w:right w:w="100" w:type="dxa"/>
             </w:tcMar>
             <w:shd w:fill="FFFDF5"/>
+            <w:shd w:fill="FFFDF5"/>
           </w:tcPr>
           <w:p>
             <w:r>
@@ -2391,6 +2465,7 @@
               <w:right w:w="100" w:type="dxa"/>
             </w:tcMar>
             <w:shd w:fill="FFFDF5"/>
+            <w:shd w:fill="FFFDF5"/>
           </w:tcPr>
           <w:p>
             <w:r>
@@ -2413,6 +2488,7 @@
               <w:left w:w="100" w:type="dxa"/>
               <w:right w:w="100" w:type="dxa"/>
             </w:tcMar>
+            <w:shd w:fill="FFFDF5"/>
             <w:shd w:fill="FFFDF5"/>
           </w:tcPr>
           <w:p>
@@ -2439,6 +2515,7 @@
               <w:right w:w="100" w:type="dxa"/>
             </w:tcMar>
             <w:shd w:fill="FAF8F2"/>
+            <w:shd w:fill="FAF8F2"/>
           </w:tcPr>
           <w:p>
             <w:r>
@@ -2462,6 +2539,7 @@
               <w:right w:w="100" w:type="dxa"/>
             </w:tcMar>
             <w:shd w:fill="FAF8F2"/>
+            <w:shd w:fill="FAF8F2"/>
           </w:tcPr>
           <w:p>
             <w:r>
@@ -2484,6 +2562,7 @@
               <w:left w:w="100" w:type="dxa"/>
               <w:right w:w="100" w:type="dxa"/>
             </w:tcMar>
+            <w:shd w:fill="FAF8F2"/>
             <w:shd w:fill="FAF8F2"/>
           </w:tcPr>
           <w:p>
@@ -2510,6 +2589,7 @@
               <w:right w:w="100" w:type="dxa"/>
             </w:tcMar>
             <w:shd w:fill="FFFDF5"/>
+            <w:shd w:fill="FFFDF5"/>
           </w:tcPr>
           <w:p>
             <w:r>
@@ -2533,6 +2613,7 @@
               <w:right w:w="100" w:type="dxa"/>
             </w:tcMar>
             <w:shd w:fill="FFFDF5"/>
+            <w:shd w:fill="FFFDF5"/>
           </w:tcPr>
           <w:p>
             <w:r>
@@ -2555,6 +2636,7 @@
               <w:left w:w="100" w:type="dxa"/>
               <w:right w:w="100" w:type="dxa"/>
             </w:tcMar>
+            <w:shd w:fill="FFFDF5"/>
             <w:shd w:fill="FFFDF5"/>
           </w:tcPr>
           <w:p>
@@ -2581,6 +2663,7 @@
               <w:right w:w="100" w:type="dxa"/>
             </w:tcMar>
             <w:shd w:fill="FAF8F2"/>
+            <w:shd w:fill="FAF8F2"/>
           </w:tcPr>
           <w:p>
             <w:r>
@@ -2604,6 +2687,7 @@
               <w:right w:w="100" w:type="dxa"/>
             </w:tcMar>
             <w:shd w:fill="FAF8F2"/>
+            <w:shd w:fill="FAF8F2"/>
           </w:tcPr>
           <w:p>
             <w:r>
@@ -2626,6 +2710,7 @@
               <w:left w:w="100" w:type="dxa"/>
               <w:right w:w="100" w:type="dxa"/>
             </w:tcMar>
+            <w:shd w:fill="FAF8F2"/>
             <w:shd w:fill="FAF8F2"/>
           </w:tcPr>
           <w:p>
@@ -2652,6 +2737,7 @@
               <w:right w:w="100" w:type="dxa"/>
             </w:tcMar>
             <w:shd w:fill="FFFDF5"/>
+            <w:shd w:fill="FFFDF5"/>
           </w:tcPr>
           <w:p>
             <w:r>
@@ -2676,6 +2762,7 @@
               <w:right w:w="100" w:type="dxa"/>
             </w:tcMar>
             <w:shd w:fill="FFFDF5"/>
+            <w:shd w:fill="FFFDF5"/>
           </w:tcPr>
           <w:p>
             <w:r>
@@ -2699,6 +2786,7 @@
               <w:left w:w="100" w:type="dxa"/>
               <w:right w:w="100" w:type="dxa"/>
             </w:tcMar>
+            <w:shd w:fill="FFFDF5"/>
             <w:shd w:fill="FFFDF5"/>
           </w:tcPr>
           <w:p>
@@ -3219,6 +3307,7 @@
               <w:bottom w:val="none"/>
             </w:tcBorders>
             <w:shd w:fill="1A1D20"/>
+            <w:shd w:fill="1A1D20"/>
           </w:tcPr>
           <w:p>
             <w:pPr>
@@ -3312,6 +3401,7 @@
               <w:right w:val="none"/>
               <w:bottom w:val="none"/>
             </w:tcBorders>
+            <w:shd w:fill="1A1D20"/>
             <w:shd w:fill="1A1D20"/>
           </w:tcPr>
           <w:p>

--- a/附件一_富宇大境社區管理委員會法定獨立分割報告書.docx
+++ b/附件一_富宇大境社區管理委員會法定獨立分割報告書.docx
@@ -69,6 +69,7 @@
             </w:tcMar>
             <w:shd w:fill="1A1D20"/>
             <w:shd w:fill="1A1D20"/>
+            <w:shd w:fill="1A1D20"/>
           </w:tcPr>
           <w:p/>
         </w:tc>
@@ -98,6 +99,7 @@
             </w:tcMar>
             <w:shd w:fill="1A1D20"/>
             <w:shd w:fill="1A1D20"/>
+            <w:shd w:fill="1A1D20"/>
           </w:tcPr>
           <w:p>
             <w:r>
@@ -121,6 +123,7 @@
               <w:left w:w="130" w:type="dxa"/>
               <w:right w:w="130" w:type="dxa"/>
             </w:tcMar>
+            <w:shd w:fill="1A1D20"/>
             <w:shd w:fill="1A1D20"/>
             <w:shd w:fill="1A1D20"/>
           </w:tcPr>
@@ -150,6 +153,7 @@
             </w:tcMar>
             <w:shd w:fill="FFFDF5"/>
             <w:shd w:fill="FFFDF5"/>
+            <w:shd w:fill="FFFDF5"/>
           </w:tcPr>
           <w:p>
             <w:r>
@@ -173,6 +177,7 @@
               <w:left w:w="130" w:type="dxa"/>
               <w:right w:w="130" w:type="dxa"/>
             </w:tcMar>
+            <w:shd w:fill="FFFDF5"/>
             <w:shd w:fill="FFFDF5"/>
             <w:shd w:fill="FFFDF5"/>
           </w:tcPr>
@@ -201,6 +206,7 @@
             </w:tcMar>
             <w:shd w:fill="FAF8F2"/>
             <w:shd w:fill="FAF8F2"/>
+            <w:shd w:fill="FAF8F2"/>
           </w:tcPr>
           <w:p>
             <w:r>
@@ -224,6 +230,7 @@
               <w:left w:w="130" w:type="dxa"/>
               <w:right w:w="130" w:type="dxa"/>
             </w:tcMar>
+            <w:shd w:fill="FAF8F2"/>
             <w:shd w:fill="FAF8F2"/>
             <w:shd w:fill="FAF8F2"/>
           </w:tcPr>
@@ -252,6 +259,7 @@
             </w:tcMar>
             <w:shd w:fill="FFFDF5"/>
             <w:shd w:fill="FFFDF5"/>
+            <w:shd w:fill="FFFDF5"/>
           </w:tcPr>
           <w:p>
             <w:r>
@@ -275,6 +283,7 @@
               <w:left w:w="130" w:type="dxa"/>
               <w:right w:w="130" w:type="dxa"/>
             </w:tcMar>
+            <w:shd w:fill="FFFDF5"/>
             <w:shd w:fill="FFFDF5"/>
             <w:shd w:fill="FFFDF5"/>
           </w:tcPr>
@@ -303,6 +312,7 @@
             </w:tcMar>
             <w:shd w:fill="FAF8F2"/>
             <w:shd w:fill="FAF8F2"/>
+            <w:shd w:fill="FAF8F2"/>
           </w:tcPr>
           <w:p>
             <w:r>
@@ -326,6 +336,7 @@
               <w:left w:w="130" w:type="dxa"/>
               <w:right w:w="130" w:type="dxa"/>
             </w:tcMar>
+            <w:shd w:fill="FAF8F2"/>
             <w:shd w:fill="FAF8F2"/>
             <w:shd w:fill="FAF8F2"/>
           </w:tcPr>
@@ -354,6 +365,7 @@
             </w:tcMar>
             <w:shd w:fill="FFFDF5"/>
             <w:shd w:fill="FFFDF5"/>
+            <w:shd w:fill="FFFDF5"/>
           </w:tcPr>
           <w:p>
             <w:r>
@@ -377,6 +389,7 @@
               <w:left w:w="130" w:type="dxa"/>
               <w:right w:w="130" w:type="dxa"/>
             </w:tcMar>
+            <w:shd w:fill="FFFDF5"/>
             <w:shd w:fill="FFFDF5"/>
             <w:shd w:fill="FFFDF5"/>
           </w:tcPr>
@@ -467,6 +480,7 @@
               <w:right w:val="none"/>
               <w:bottom w:val="none"/>
             </w:tcBorders>
+            <w:shd w:fill="1A1D20"/>
             <w:shd w:fill="1A1D20"/>
             <w:shd w:fill="1A1D20"/>
           </w:tcPr>
@@ -605,6 +619,7 @@
             </w:tcMar>
             <w:shd w:fill="1A1D20"/>
             <w:shd w:fill="1A1D20"/>
+            <w:shd w:fill="1A1D20"/>
           </w:tcPr>
           <w:p>
             <w:r>
@@ -628,6 +643,7 @@
               <w:left w:w="100" w:type="dxa"/>
               <w:right w:w="100" w:type="dxa"/>
             </w:tcMar>
+            <w:shd w:fill="1A1D20"/>
             <w:shd w:fill="1A1D20"/>
             <w:shd w:fill="1A1D20"/>
           </w:tcPr>
@@ -655,6 +671,7 @@
             </w:tcMar>
             <w:shd w:fill="1A1D20"/>
             <w:shd w:fill="1A1D20"/>
+            <w:shd w:fill="1A1D20"/>
           </w:tcPr>
           <w:p>
             <w:r>
@@ -680,6 +697,7 @@
             </w:tcMar>
             <w:shd w:fill="1A1D20"/>
             <w:shd w:fill="1A1D20"/>
+            <w:shd w:fill="1A1D20"/>
           </w:tcPr>
           <w:p>
             <w:r>
@@ -703,6 +721,7 @@
               <w:left w:w="100" w:type="dxa"/>
               <w:right w:w="100" w:type="dxa"/>
             </w:tcMar>
+            <w:shd w:fill="1A1D20"/>
             <w:shd w:fill="1A1D20"/>
             <w:shd w:fill="1A1D20"/>
           </w:tcPr>
@@ -732,6 +751,7 @@
             </w:tcMar>
             <w:shd w:fill="FFFDF5"/>
             <w:shd w:fill="FFFDF5"/>
+            <w:shd w:fill="FFFDF5"/>
           </w:tcPr>
           <w:p>
             <w:r>
@@ -755,6 +775,7 @@
               <w:left w:w="100" w:type="dxa"/>
               <w:right w:w="100" w:type="dxa"/>
             </w:tcMar>
+            <w:shd w:fill="FFFDF5"/>
             <w:shd w:fill="FFFDF5"/>
             <w:shd w:fill="FFFDF5"/>
           </w:tcPr>
@@ -782,6 +803,7 @@
             </w:tcMar>
             <w:shd w:fill="FFFDF5"/>
             <w:shd w:fill="FFFDF5"/>
+            <w:shd w:fill="FFFDF5"/>
           </w:tcPr>
           <w:p>
             <w:r>
@@ -806,6 +828,7 @@
             </w:tcMar>
             <w:shd w:fill="FFFDF5"/>
             <w:shd w:fill="FFFDF5"/>
+            <w:shd w:fill="FFFDF5"/>
           </w:tcPr>
           <w:p>
             <w:r>
@@ -828,6 +851,7 @@
               <w:left w:w="100" w:type="dxa"/>
               <w:right w:w="100" w:type="dxa"/>
             </w:tcMar>
+            <w:shd w:fill="FFFDF5"/>
             <w:shd w:fill="FFFDF5"/>
             <w:shd w:fill="FFFDF5"/>
           </w:tcPr>
@@ -856,6 +880,7 @@
             </w:tcMar>
             <w:shd w:fill="FAF8F2"/>
             <w:shd w:fill="FAF8F2"/>
+            <w:shd w:fill="FAF8F2"/>
           </w:tcPr>
           <w:p>
             <w:r>
@@ -879,6 +904,7 @@
               <w:left w:w="100" w:type="dxa"/>
               <w:right w:w="100" w:type="dxa"/>
             </w:tcMar>
+            <w:shd w:fill="FAF8F2"/>
             <w:shd w:fill="FAF8F2"/>
             <w:shd w:fill="FAF8F2"/>
           </w:tcPr>
@@ -906,6 +932,7 @@
             </w:tcMar>
             <w:shd w:fill="FAF8F2"/>
             <w:shd w:fill="FAF8F2"/>
+            <w:shd w:fill="FAF8F2"/>
           </w:tcPr>
           <w:p>
             <w:r>
@@ -930,6 +957,7 @@
             </w:tcMar>
             <w:shd w:fill="FAF8F2"/>
             <w:shd w:fill="FAF8F2"/>
+            <w:shd w:fill="FAF8F2"/>
           </w:tcPr>
           <w:p>
             <w:r>
@@ -952,6 +980,7 @@
               <w:left w:w="100" w:type="dxa"/>
               <w:right w:w="100" w:type="dxa"/>
             </w:tcMar>
+            <w:shd w:fill="FAF8F2"/>
             <w:shd w:fill="FAF8F2"/>
             <w:shd w:fill="FAF8F2"/>
           </w:tcPr>
@@ -980,6 +1009,7 @@
             </w:tcMar>
             <w:shd w:fill="FFFDF5"/>
             <w:shd w:fill="FFFDF5"/>
+            <w:shd w:fill="FFFDF5"/>
           </w:tcPr>
           <w:p>
             <w:r>
@@ -1003,6 +1033,7 @@
               <w:left w:w="100" w:type="dxa"/>
               <w:right w:w="100" w:type="dxa"/>
             </w:tcMar>
+            <w:shd w:fill="FFFDF5"/>
             <w:shd w:fill="FFFDF5"/>
             <w:shd w:fill="FFFDF5"/>
           </w:tcPr>
@@ -1030,6 +1061,7 @@
             </w:tcMar>
             <w:shd w:fill="FFFDF5"/>
             <w:shd w:fill="FFFDF5"/>
+            <w:shd w:fill="FFFDF5"/>
           </w:tcPr>
           <w:p>
             <w:r>
@@ -1054,6 +1086,7 @@
             </w:tcMar>
             <w:shd w:fill="FFFDF5"/>
             <w:shd w:fill="FFFDF5"/>
+            <w:shd w:fill="FFFDF5"/>
           </w:tcPr>
           <w:p>
             <w:r>
@@ -1076,6 +1109,7 @@
               <w:left w:w="100" w:type="dxa"/>
               <w:right w:w="100" w:type="dxa"/>
             </w:tcMar>
+            <w:shd w:fill="FFFDF5"/>
             <w:shd w:fill="FFFDF5"/>
             <w:shd w:fill="FFFDF5"/>
           </w:tcPr>
@@ -1104,6 +1138,7 @@
             </w:tcMar>
             <w:shd w:fill="FAF8F2"/>
             <w:shd w:fill="FAF8F2"/>
+            <w:shd w:fill="FAF8F2"/>
           </w:tcPr>
           <w:p>
             <w:r>
@@ -1127,6 +1162,7 @@
               <w:left w:w="100" w:type="dxa"/>
               <w:right w:w="100" w:type="dxa"/>
             </w:tcMar>
+            <w:shd w:fill="FAF8F2"/>
             <w:shd w:fill="FAF8F2"/>
             <w:shd w:fill="FAF8F2"/>
           </w:tcPr>
@@ -1154,6 +1190,7 @@
             </w:tcMar>
             <w:shd w:fill="FAF8F2"/>
             <w:shd w:fill="FAF8F2"/>
+            <w:shd w:fill="FAF8F2"/>
           </w:tcPr>
           <w:p>
             <w:r>
@@ -1178,6 +1215,7 @@
             </w:tcMar>
             <w:shd w:fill="FAF8F2"/>
             <w:shd w:fill="FAF8F2"/>
+            <w:shd w:fill="FAF8F2"/>
           </w:tcPr>
           <w:p>
             <w:r>
@@ -1200,6 +1238,7 @@
               <w:left w:w="100" w:type="dxa"/>
               <w:right w:w="100" w:type="dxa"/>
             </w:tcMar>
+            <w:shd w:fill="FAF8F2"/>
             <w:shd w:fill="FAF8F2"/>
             <w:shd w:fill="FAF8F2"/>
           </w:tcPr>
@@ -1228,6 +1267,7 @@
             </w:tcMar>
             <w:shd w:fill="FFFDF5"/>
             <w:shd w:fill="FFFDF5"/>
+            <w:shd w:fill="FFFDF5"/>
           </w:tcPr>
           <w:p>
             <w:r>
@@ -1251,6 +1291,7 @@
               <w:left w:w="100" w:type="dxa"/>
               <w:right w:w="100" w:type="dxa"/>
             </w:tcMar>
+            <w:shd w:fill="FFFDF5"/>
             <w:shd w:fill="FFFDF5"/>
             <w:shd w:fill="FFFDF5"/>
           </w:tcPr>
@@ -1278,6 +1319,7 @@
             </w:tcMar>
             <w:shd w:fill="FFFDF5"/>
             <w:shd w:fill="FFFDF5"/>
+            <w:shd w:fill="FFFDF5"/>
           </w:tcPr>
           <w:p>
             <w:r>
@@ -1302,6 +1344,7 @@
             </w:tcMar>
             <w:shd w:fill="FFFDF5"/>
             <w:shd w:fill="FFFDF5"/>
+            <w:shd w:fill="FFFDF5"/>
           </w:tcPr>
           <w:p>
             <w:r>
@@ -1324,6 +1367,7 @@
               <w:left w:w="100" w:type="dxa"/>
               <w:right w:w="100" w:type="dxa"/>
             </w:tcMar>
+            <w:shd w:fill="FFFDF5"/>
             <w:shd w:fill="FFFDF5"/>
             <w:shd w:fill="FFFDF5"/>
           </w:tcPr>
@@ -1352,6 +1396,7 @@
             </w:tcMar>
             <w:shd w:fill="FAF8F2"/>
             <w:shd w:fill="FAF8F2"/>
+            <w:shd w:fill="FAF8F2"/>
           </w:tcPr>
           <w:p>
             <w:r>
@@ -1375,6 +1420,7 @@
               <w:left w:w="100" w:type="dxa"/>
               <w:right w:w="100" w:type="dxa"/>
             </w:tcMar>
+            <w:shd w:fill="FAF8F2"/>
             <w:shd w:fill="FAF8F2"/>
             <w:shd w:fill="FAF8F2"/>
           </w:tcPr>
@@ -1402,6 +1448,7 @@
             </w:tcMar>
             <w:shd w:fill="FAF8F2"/>
             <w:shd w:fill="FAF8F2"/>
+            <w:shd w:fill="FAF8F2"/>
           </w:tcPr>
           <w:p>
             <w:r>
@@ -1426,6 +1473,7 @@
             </w:tcMar>
             <w:shd w:fill="FAF8F2"/>
             <w:shd w:fill="FAF8F2"/>
+            <w:shd w:fill="FAF8F2"/>
           </w:tcPr>
           <w:p>
             <w:r>
@@ -1448,6 +1496,7 @@
               <w:left w:w="100" w:type="dxa"/>
               <w:right w:w="100" w:type="dxa"/>
             </w:tcMar>
+            <w:shd w:fill="FAF8F2"/>
             <w:shd w:fill="FAF8F2"/>
             <w:shd w:fill="FAF8F2"/>
           </w:tcPr>
@@ -1600,6 +1649,7 @@
               <w:right w:val="none"/>
               <w:bottom w:val="none"/>
             </w:tcBorders>
+            <w:shd w:fill="1A1D20"/>
             <w:shd w:fill="1A1D20"/>
             <w:shd w:fill="1A1D20"/>
           </w:tcPr>
@@ -1817,6 +1867,7 @@
             </w:tcMar>
             <w:shd w:fill="1A1D20"/>
             <w:shd w:fill="1A1D20"/>
+            <w:shd w:fill="1A1D20"/>
           </w:tcPr>
           <w:p>
             <w:r>
@@ -1840,6 +1891,7 @@
               <w:left w:w="100" w:type="dxa"/>
               <w:right w:w="100" w:type="dxa"/>
             </w:tcMar>
+            <w:shd w:fill="1A1D20"/>
             <w:shd w:fill="1A1D20"/>
             <w:shd w:fill="1A1D20"/>
           </w:tcPr>
@@ -1867,6 +1919,7 @@
             </w:tcMar>
             <w:shd w:fill="1A1D20"/>
             <w:shd w:fill="1A1D20"/>
+            <w:shd w:fill="1A1D20"/>
           </w:tcPr>
           <w:p>
             <w:r>
@@ -1890,6 +1943,7 @@
               <w:left w:w="100" w:type="dxa"/>
               <w:right w:w="100" w:type="dxa"/>
             </w:tcMar>
+            <w:shd w:fill="1A1D20"/>
             <w:shd w:fill="1A1D20"/>
             <w:shd w:fill="1A1D20"/>
           </w:tcPr>
@@ -1919,6 +1973,7 @@
             </w:tcMar>
             <w:shd w:fill="FFFDF5"/>
             <w:shd w:fill="FFFDF5"/>
+            <w:shd w:fill="FFFDF5"/>
           </w:tcPr>
           <w:p>
             <w:r>
@@ -1941,6 +1996,7 @@
               <w:left w:w="100" w:type="dxa"/>
               <w:right w:w="100" w:type="dxa"/>
             </w:tcMar>
+            <w:shd w:fill="FFFDF5"/>
             <w:shd w:fill="FFFDF5"/>
             <w:shd w:fill="FFFDF5"/>
           </w:tcPr>
@@ -1969,6 +2025,7 @@
             </w:tcMar>
             <w:shd w:fill="FFFDF5"/>
             <w:shd w:fill="FFFDF5"/>
+            <w:shd w:fill="FFFDF5"/>
           </w:tcPr>
           <w:p>
             <w:r>
@@ -1993,6 +2050,7 @@
               <w:left w:w="100" w:type="dxa"/>
               <w:right w:w="100" w:type="dxa"/>
             </w:tcMar>
+            <w:shd w:fill="FFFDF5"/>
             <w:shd w:fill="FFFDF5"/>
             <w:shd w:fill="FFFDF5"/>
           </w:tcPr>
@@ -2021,6 +2079,7 @@
             </w:tcMar>
             <w:shd w:fill="FAF8F2"/>
             <w:shd w:fill="FAF8F2"/>
+            <w:shd w:fill="FAF8F2"/>
           </w:tcPr>
           <w:p>
             <w:r>
@@ -2043,6 +2102,7 @@
               <w:left w:w="100" w:type="dxa"/>
               <w:right w:w="100" w:type="dxa"/>
             </w:tcMar>
+            <w:shd w:fill="FAF8F2"/>
             <w:shd w:fill="FAF8F2"/>
             <w:shd w:fill="FAF8F2"/>
           </w:tcPr>
@@ -2071,6 +2131,7 @@
             </w:tcMar>
             <w:shd w:fill="FAF8F2"/>
             <w:shd w:fill="FAF8F2"/>
+            <w:shd w:fill="FAF8F2"/>
           </w:tcPr>
           <w:p>
             <w:r>
@@ -2095,6 +2156,7 @@
               <w:left w:w="100" w:type="dxa"/>
               <w:right w:w="100" w:type="dxa"/>
             </w:tcMar>
+            <w:shd w:fill="FAF8F2"/>
             <w:shd w:fill="FAF8F2"/>
             <w:shd w:fill="FAF8F2"/>
           </w:tcPr>
@@ -2123,6 +2185,7 @@
             </w:tcMar>
             <w:shd w:fill="FFFDF5"/>
             <w:shd w:fill="FFFDF5"/>
+            <w:shd w:fill="FFFDF5"/>
           </w:tcPr>
           <w:p>
             <w:r>
@@ -2145,6 +2208,7 @@
               <w:left w:w="100" w:type="dxa"/>
               <w:right w:w="100" w:type="dxa"/>
             </w:tcMar>
+            <w:shd w:fill="FFFDF5"/>
             <w:shd w:fill="FFFDF5"/>
             <w:shd w:fill="FFFDF5"/>
           </w:tcPr>
@@ -2173,6 +2237,7 @@
             </w:tcMar>
             <w:shd w:fill="FFFDF5"/>
             <w:shd w:fill="FFFDF5"/>
+            <w:shd w:fill="FFFDF5"/>
           </w:tcPr>
           <w:p>
             <w:r>
@@ -2195,6 +2260,7 @@
               <w:left w:w="100" w:type="dxa"/>
               <w:right w:w="100" w:type="dxa"/>
             </w:tcMar>
+            <w:shd w:fill="FFFDF5"/>
             <w:shd w:fill="FFFDF5"/>
             <w:shd w:fill="FFFDF5"/>
           </w:tcPr>
@@ -2223,6 +2289,7 @@
             </w:tcMar>
             <w:shd w:fill="FAF8F2"/>
             <w:shd w:fill="FAF8F2"/>
+            <w:shd w:fill="FAF8F2"/>
           </w:tcPr>
           <w:p>
             <w:r>
@@ -2246,6 +2313,7 @@
               <w:left w:w="100" w:type="dxa"/>
               <w:right w:w="100" w:type="dxa"/>
             </w:tcMar>
+            <w:shd w:fill="FAF8F2"/>
             <w:shd w:fill="FAF8F2"/>
             <w:shd w:fill="FAF8F2"/>
           </w:tcPr>
@@ -2273,6 +2341,7 @@
             </w:tcMar>
             <w:shd w:fill="FAF8F2"/>
             <w:shd w:fill="FAF8F2"/>
+            <w:shd w:fill="FAF8F2"/>
           </w:tcPr>
           <w:p>
             <w:r>
@@ -2296,6 +2365,7 @@
               <w:left w:w="100" w:type="dxa"/>
               <w:right w:w="100" w:type="dxa"/>
             </w:tcMar>
+            <w:shd w:fill="FAF8F2"/>
             <w:shd w:fill="FAF8F2"/>
             <w:shd w:fill="FAF8F2"/>
           </w:tcPr>
@@ -2365,6 +2435,7 @@
             </w:tcMar>
             <w:shd w:fill="1A1D20"/>
             <w:shd w:fill="1A1D20"/>
+            <w:shd w:fill="1A1D20"/>
           </w:tcPr>
           <w:p>
             <w:r>
@@ -2390,6 +2461,7 @@
             </w:tcMar>
             <w:shd w:fill="1A1D20"/>
             <w:shd w:fill="1A1D20"/>
+            <w:shd w:fill="1A1D20"/>
           </w:tcPr>
           <w:p>
             <w:r>
@@ -2413,6 +2485,7 @@
               <w:left w:w="100" w:type="dxa"/>
               <w:right w:w="100" w:type="dxa"/>
             </w:tcMar>
+            <w:shd w:fill="1A1D20"/>
             <w:shd w:fill="1A1D20"/>
             <w:shd w:fill="1A1D20"/>
           </w:tcPr>
@@ -2442,6 +2515,7 @@
             </w:tcMar>
             <w:shd w:fill="FFFDF5"/>
             <w:shd w:fill="FFFDF5"/>
+            <w:shd w:fill="FFFDF5"/>
           </w:tcPr>
           <w:p>
             <w:r>
@@ -2466,6 +2540,7 @@
             </w:tcMar>
             <w:shd w:fill="FFFDF5"/>
             <w:shd w:fill="FFFDF5"/>
+            <w:shd w:fill="FFFDF5"/>
           </w:tcPr>
           <w:p>
             <w:r>
@@ -2488,6 +2563,7 @@
               <w:left w:w="100" w:type="dxa"/>
               <w:right w:w="100" w:type="dxa"/>
             </w:tcMar>
+            <w:shd w:fill="FFFDF5"/>
             <w:shd w:fill="FFFDF5"/>
             <w:shd w:fill="FFFDF5"/>
           </w:tcPr>
@@ -2516,6 +2592,7 @@
             </w:tcMar>
             <w:shd w:fill="FAF8F2"/>
             <w:shd w:fill="FAF8F2"/>
+            <w:shd w:fill="FAF8F2"/>
           </w:tcPr>
           <w:p>
             <w:r>
@@ -2540,6 +2617,7 @@
             </w:tcMar>
             <w:shd w:fill="FAF8F2"/>
             <w:shd w:fill="FAF8F2"/>
+            <w:shd w:fill="FAF8F2"/>
           </w:tcPr>
           <w:p>
             <w:r>
@@ -2562,6 +2640,7 @@
               <w:left w:w="100" w:type="dxa"/>
               <w:right w:w="100" w:type="dxa"/>
             </w:tcMar>
+            <w:shd w:fill="FAF8F2"/>
             <w:shd w:fill="FAF8F2"/>
             <w:shd w:fill="FAF8F2"/>
           </w:tcPr>
@@ -2590,6 +2669,7 @@
             </w:tcMar>
             <w:shd w:fill="FFFDF5"/>
             <w:shd w:fill="FFFDF5"/>
+            <w:shd w:fill="FFFDF5"/>
           </w:tcPr>
           <w:p>
             <w:r>
@@ -2614,6 +2694,7 @@
             </w:tcMar>
             <w:shd w:fill="FFFDF5"/>
             <w:shd w:fill="FFFDF5"/>
+            <w:shd w:fill="FFFDF5"/>
           </w:tcPr>
           <w:p>
             <w:r>
@@ -2636,6 +2717,7 @@
               <w:left w:w="100" w:type="dxa"/>
               <w:right w:w="100" w:type="dxa"/>
             </w:tcMar>
+            <w:shd w:fill="FFFDF5"/>
             <w:shd w:fill="FFFDF5"/>
             <w:shd w:fill="FFFDF5"/>
           </w:tcPr>
@@ -2664,6 +2746,7 @@
             </w:tcMar>
             <w:shd w:fill="FAF8F2"/>
             <w:shd w:fill="FAF8F2"/>
+            <w:shd w:fill="FAF8F2"/>
           </w:tcPr>
           <w:p>
             <w:r>
@@ -2688,6 +2771,7 @@
             </w:tcMar>
             <w:shd w:fill="FAF8F2"/>
             <w:shd w:fill="FAF8F2"/>
+            <w:shd w:fill="FAF8F2"/>
           </w:tcPr>
           <w:p>
             <w:r>
@@ -2710,6 +2794,7 @@
               <w:left w:w="100" w:type="dxa"/>
               <w:right w:w="100" w:type="dxa"/>
             </w:tcMar>
+            <w:shd w:fill="FAF8F2"/>
             <w:shd w:fill="FAF8F2"/>
             <w:shd w:fill="FAF8F2"/>
           </w:tcPr>
@@ -2738,6 +2823,7 @@
             </w:tcMar>
             <w:shd w:fill="FFFDF5"/>
             <w:shd w:fill="FFFDF5"/>
+            <w:shd w:fill="FFFDF5"/>
           </w:tcPr>
           <w:p>
             <w:r>
@@ -2763,6 +2849,7 @@
             </w:tcMar>
             <w:shd w:fill="FFFDF5"/>
             <w:shd w:fill="FFFDF5"/>
+            <w:shd w:fill="FFFDF5"/>
           </w:tcPr>
           <w:p>
             <w:r>
@@ -2786,6 +2873,7 @@
               <w:left w:w="100" w:type="dxa"/>
               <w:right w:w="100" w:type="dxa"/>
             </w:tcMar>
+            <w:shd w:fill="FFFDF5"/>
             <w:shd w:fill="FFFDF5"/>
             <w:shd w:fill="FFFDF5"/>
           </w:tcPr>
@@ -3308,6 +3396,7 @@
             </w:tcBorders>
             <w:shd w:fill="1A1D20"/>
             <w:shd w:fill="1A1D20"/>
+            <w:shd w:fill="1A1D20"/>
           </w:tcPr>
           <w:p>
             <w:pPr>
@@ -3403,6 +3492,7 @@
             </w:tcBorders>
             <w:shd w:fill="1A1D20"/>
             <w:shd w:fill="1A1D20"/>
+            <w:shd w:fill="1A1D20"/>
           </w:tcPr>
           <w:p>
             <w:pPr>
@@ -3483,7 +3573,7 @@
         <w:color w:val="8C8273"/>
         <w:sz w:val="17"/>
       </w:rPr>
-      <w:t xml:space="preserve">報告人：Howard Liao Ph.D.  ｜  克林姆金色典藏版  ｜  第 </w:t>
+      <w:t xml:space="preserve">報告人：Howard Liao Ph.D.  ｜  第 </w:t>
     </w:r>
     <w:fldSimple w:instr="PAGE">
       <w:r>

--- a/附件一_富宇大境社區管理委員會法定獨立分割報告書.docx
+++ b/附件一_富宇大境社區管理委員會法定獨立分割報告書.docx
@@ -70,6 +70,7 @@
             <w:shd w:fill="1A1D20"/>
             <w:shd w:fill="1A1D20"/>
             <w:shd w:fill="1A1D20"/>
+            <w:shd w:fill="1A1D20"/>
           </w:tcPr>
           <w:p/>
         </w:tc>
@@ -100,6 +101,7 @@
             <w:shd w:fill="1A1D20"/>
             <w:shd w:fill="1A1D20"/>
             <w:shd w:fill="1A1D20"/>
+            <w:shd w:fill="1A1D20"/>
           </w:tcPr>
           <w:p>
             <w:r>
@@ -123,6 +125,7 @@
               <w:left w:w="130" w:type="dxa"/>
               <w:right w:w="130" w:type="dxa"/>
             </w:tcMar>
+            <w:shd w:fill="1A1D20"/>
             <w:shd w:fill="1A1D20"/>
             <w:shd w:fill="1A1D20"/>
             <w:shd w:fill="1A1D20"/>
@@ -154,6 +157,7 @@
             <w:shd w:fill="FFFDF5"/>
             <w:shd w:fill="FFFDF5"/>
             <w:shd w:fill="FFFDF5"/>
+            <w:shd w:fill="FFFDF5"/>
           </w:tcPr>
           <w:p>
             <w:r>
@@ -177,6 +181,7 @@
               <w:left w:w="130" w:type="dxa"/>
               <w:right w:w="130" w:type="dxa"/>
             </w:tcMar>
+            <w:shd w:fill="FFFDF5"/>
             <w:shd w:fill="FFFDF5"/>
             <w:shd w:fill="FFFDF5"/>
             <w:shd w:fill="FFFDF5"/>
@@ -207,6 +212,7 @@
             <w:shd w:fill="FAF8F2"/>
             <w:shd w:fill="FAF8F2"/>
             <w:shd w:fill="FAF8F2"/>
+            <w:shd w:fill="FAF8F2"/>
           </w:tcPr>
           <w:p>
             <w:r>
@@ -230,6 +236,7 @@
               <w:left w:w="130" w:type="dxa"/>
               <w:right w:w="130" w:type="dxa"/>
             </w:tcMar>
+            <w:shd w:fill="FAF8F2"/>
             <w:shd w:fill="FAF8F2"/>
             <w:shd w:fill="FAF8F2"/>
             <w:shd w:fill="FAF8F2"/>
@@ -260,6 +267,7 @@
             <w:shd w:fill="FFFDF5"/>
             <w:shd w:fill="FFFDF5"/>
             <w:shd w:fill="FFFDF5"/>
+            <w:shd w:fill="FFFDF5"/>
           </w:tcPr>
           <w:p>
             <w:r>
@@ -283,6 +291,7 @@
               <w:left w:w="130" w:type="dxa"/>
               <w:right w:w="130" w:type="dxa"/>
             </w:tcMar>
+            <w:shd w:fill="FFFDF5"/>
             <w:shd w:fill="FFFDF5"/>
             <w:shd w:fill="FFFDF5"/>
             <w:shd w:fill="FFFDF5"/>
@@ -313,6 +322,7 @@
             <w:shd w:fill="FAF8F2"/>
             <w:shd w:fill="FAF8F2"/>
             <w:shd w:fill="FAF8F2"/>
+            <w:shd w:fill="FAF8F2"/>
           </w:tcPr>
           <w:p>
             <w:r>
@@ -336,6 +346,7 @@
               <w:left w:w="130" w:type="dxa"/>
               <w:right w:w="130" w:type="dxa"/>
             </w:tcMar>
+            <w:shd w:fill="FAF8F2"/>
             <w:shd w:fill="FAF8F2"/>
             <w:shd w:fill="FAF8F2"/>
             <w:shd w:fill="FAF8F2"/>
@@ -366,6 +377,7 @@
             <w:shd w:fill="FFFDF5"/>
             <w:shd w:fill="FFFDF5"/>
             <w:shd w:fill="FFFDF5"/>
+            <w:shd w:fill="FFFDF5"/>
           </w:tcPr>
           <w:p>
             <w:r>
@@ -389,6 +401,7 @@
               <w:left w:w="130" w:type="dxa"/>
               <w:right w:w="130" w:type="dxa"/>
             </w:tcMar>
+            <w:shd w:fill="FFFDF5"/>
             <w:shd w:fill="FFFDF5"/>
             <w:shd w:fill="FFFDF5"/>
             <w:shd w:fill="FFFDF5"/>
@@ -480,6 +493,7 @@
               <w:right w:val="none"/>
               <w:bottom w:val="none"/>
             </w:tcBorders>
+            <w:shd w:fill="1A1D20"/>
             <w:shd w:fill="1A1D20"/>
             <w:shd w:fill="1A1D20"/>
             <w:shd w:fill="1A1D20"/>
@@ -620,6 +634,7 @@
             <w:shd w:fill="1A1D20"/>
             <w:shd w:fill="1A1D20"/>
             <w:shd w:fill="1A1D20"/>
+            <w:shd w:fill="1A1D20"/>
           </w:tcPr>
           <w:p>
             <w:r>
@@ -643,6 +658,7 @@
               <w:left w:w="100" w:type="dxa"/>
               <w:right w:w="100" w:type="dxa"/>
             </w:tcMar>
+            <w:shd w:fill="1A1D20"/>
             <w:shd w:fill="1A1D20"/>
             <w:shd w:fill="1A1D20"/>
             <w:shd w:fill="1A1D20"/>
@@ -672,6 +688,7 @@
             <w:shd w:fill="1A1D20"/>
             <w:shd w:fill="1A1D20"/>
             <w:shd w:fill="1A1D20"/>
+            <w:shd w:fill="1A1D20"/>
           </w:tcPr>
           <w:p>
             <w:r>
@@ -698,6 +715,7 @@
             <w:shd w:fill="1A1D20"/>
             <w:shd w:fill="1A1D20"/>
             <w:shd w:fill="1A1D20"/>
+            <w:shd w:fill="1A1D20"/>
           </w:tcPr>
           <w:p>
             <w:r>
@@ -721,6 +739,7 @@
               <w:left w:w="100" w:type="dxa"/>
               <w:right w:w="100" w:type="dxa"/>
             </w:tcMar>
+            <w:shd w:fill="1A1D20"/>
             <w:shd w:fill="1A1D20"/>
             <w:shd w:fill="1A1D20"/>
             <w:shd w:fill="1A1D20"/>
@@ -752,6 +771,7 @@
             <w:shd w:fill="FFFDF5"/>
             <w:shd w:fill="FFFDF5"/>
             <w:shd w:fill="FFFDF5"/>
+            <w:shd w:fill="FFFDF5"/>
           </w:tcPr>
           <w:p>
             <w:r>
@@ -775,6 +795,7 @@
               <w:left w:w="100" w:type="dxa"/>
               <w:right w:w="100" w:type="dxa"/>
             </w:tcMar>
+            <w:shd w:fill="FFFDF5"/>
             <w:shd w:fill="FFFDF5"/>
             <w:shd w:fill="FFFDF5"/>
             <w:shd w:fill="FFFDF5"/>
@@ -804,6 +825,7 @@
             <w:shd w:fill="FFFDF5"/>
             <w:shd w:fill="FFFDF5"/>
             <w:shd w:fill="FFFDF5"/>
+            <w:shd w:fill="FFFDF5"/>
           </w:tcPr>
           <w:p>
             <w:r>
@@ -829,6 +851,7 @@
             <w:shd w:fill="FFFDF5"/>
             <w:shd w:fill="FFFDF5"/>
             <w:shd w:fill="FFFDF5"/>
+            <w:shd w:fill="FFFDF5"/>
           </w:tcPr>
           <w:p>
             <w:r>
@@ -851,6 +874,7 @@
               <w:left w:w="100" w:type="dxa"/>
               <w:right w:w="100" w:type="dxa"/>
             </w:tcMar>
+            <w:shd w:fill="FFFDF5"/>
             <w:shd w:fill="FFFDF5"/>
             <w:shd w:fill="FFFDF5"/>
             <w:shd w:fill="FFFDF5"/>
@@ -881,6 +905,7 @@
             <w:shd w:fill="FAF8F2"/>
             <w:shd w:fill="FAF8F2"/>
             <w:shd w:fill="FAF8F2"/>
+            <w:shd w:fill="FAF8F2"/>
           </w:tcPr>
           <w:p>
             <w:r>
@@ -904,6 +929,7 @@
               <w:left w:w="100" w:type="dxa"/>
               <w:right w:w="100" w:type="dxa"/>
             </w:tcMar>
+            <w:shd w:fill="FAF8F2"/>
             <w:shd w:fill="FAF8F2"/>
             <w:shd w:fill="FAF8F2"/>
             <w:shd w:fill="FAF8F2"/>
@@ -933,6 +959,7 @@
             <w:shd w:fill="FAF8F2"/>
             <w:shd w:fill="FAF8F2"/>
             <w:shd w:fill="FAF8F2"/>
+            <w:shd w:fill="FAF8F2"/>
           </w:tcPr>
           <w:p>
             <w:r>
@@ -958,6 +985,7 @@
             <w:shd w:fill="FAF8F2"/>
             <w:shd w:fill="FAF8F2"/>
             <w:shd w:fill="FAF8F2"/>
+            <w:shd w:fill="FAF8F2"/>
           </w:tcPr>
           <w:p>
             <w:r>
@@ -980,6 +1008,7 @@
               <w:left w:w="100" w:type="dxa"/>
               <w:right w:w="100" w:type="dxa"/>
             </w:tcMar>
+            <w:shd w:fill="FAF8F2"/>
             <w:shd w:fill="FAF8F2"/>
             <w:shd w:fill="FAF8F2"/>
             <w:shd w:fill="FAF8F2"/>
@@ -1010,6 +1039,7 @@
             <w:shd w:fill="FFFDF5"/>
             <w:shd w:fill="FFFDF5"/>
             <w:shd w:fill="FFFDF5"/>
+            <w:shd w:fill="FFFDF5"/>
           </w:tcPr>
           <w:p>
             <w:r>
@@ -1033,6 +1063,7 @@
               <w:left w:w="100" w:type="dxa"/>
               <w:right w:w="100" w:type="dxa"/>
             </w:tcMar>
+            <w:shd w:fill="FFFDF5"/>
             <w:shd w:fill="FFFDF5"/>
             <w:shd w:fill="FFFDF5"/>
             <w:shd w:fill="FFFDF5"/>
@@ -1062,6 +1093,7 @@
             <w:shd w:fill="FFFDF5"/>
             <w:shd w:fill="FFFDF5"/>
             <w:shd w:fill="FFFDF5"/>
+            <w:shd w:fill="FFFDF5"/>
           </w:tcPr>
           <w:p>
             <w:r>
@@ -1087,6 +1119,7 @@
             <w:shd w:fill="FFFDF5"/>
             <w:shd w:fill="FFFDF5"/>
             <w:shd w:fill="FFFDF5"/>
+            <w:shd w:fill="FFFDF5"/>
           </w:tcPr>
           <w:p>
             <w:r>
@@ -1109,6 +1142,7 @@
               <w:left w:w="100" w:type="dxa"/>
               <w:right w:w="100" w:type="dxa"/>
             </w:tcMar>
+            <w:shd w:fill="FFFDF5"/>
             <w:shd w:fill="FFFDF5"/>
             <w:shd w:fill="FFFDF5"/>
             <w:shd w:fill="FFFDF5"/>
@@ -1139,6 +1173,7 @@
             <w:shd w:fill="FAF8F2"/>
             <w:shd w:fill="FAF8F2"/>
             <w:shd w:fill="FAF8F2"/>
+            <w:shd w:fill="FAF8F2"/>
           </w:tcPr>
           <w:p>
             <w:r>
@@ -1162,6 +1197,7 @@
               <w:left w:w="100" w:type="dxa"/>
               <w:right w:w="100" w:type="dxa"/>
             </w:tcMar>
+            <w:shd w:fill="FAF8F2"/>
             <w:shd w:fill="FAF8F2"/>
             <w:shd w:fill="FAF8F2"/>
             <w:shd w:fill="FAF8F2"/>
@@ -1191,6 +1227,7 @@
             <w:shd w:fill="FAF8F2"/>
             <w:shd w:fill="FAF8F2"/>
             <w:shd w:fill="FAF8F2"/>
+            <w:shd w:fill="FAF8F2"/>
           </w:tcPr>
           <w:p>
             <w:r>
@@ -1216,6 +1253,7 @@
             <w:shd w:fill="FAF8F2"/>
             <w:shd w:fill="FAF8F2"/>
             <w:shd w:fill="FAF8F2"/>
+            <w:shd w:fill="FAF8F2"/>
           </w:tcPr>
           <w:p>
             <w:r>
@@ -1238,6 +1276,7 @@
               <w:left w:w="100" w:type="dxa"/>
               <w:right w:w="100" w:type="dxa"/>
             </w:tcMar>
+            <w:shd w:fill="FAF8F2"/>
             <w:shd w:fill="FAF8F2"/>
             <w:shd w:fill="FAF8F2"/>
             <w:shd w:fill="FAF8F2"/>
@@ -1268,6 +1307,7 @@
             <w:shd w:fill="FFFDF5"/>
             <w:shd w:fill="FFFDF5"/>
             <w:shd w:fill="FFFDF5"/>
+            <w:shd w:fill="FFFDF5"/>
           </w:tcPr>
           <w:p>
             <w:r>
@@ -1291,6 +1331,7 @@
               <w:left w:w="100" w:type="dxa"/>
               <w:right w:w="100" w:type="dxa"/>
             </w:tcMar>
+            <w:shd w:fill="FFFDF5"/>
             <w:shd w:fill="FFFDF5"/>
             <w:shd w:fill="FFFDF5"/>
             <w:shd w:fill="FFFDF5"/>
@@ -1320,6 +1361,7 @@
             <w:shd w:fill="FFFDF5"/>
             <w:shd w:fill="FFFDF5"/>
             <w:shd w:fill="FFFDF5"/>
+            <w:shd w:fill="FFFDF5"/>
           </w:tcPr>
           <w:p>
             <w:r>
@@ -1345,6 +1387,7 @@
             <w:shd w:fill="FFFDF5"/>
             <w:shd w:fill="FFFDF5"/>
             <w:shd w:fill="FFFDF5"/>
+            <w:shd w:fill="FFFDF5"/>
           </w:tcPr>
           <w:p>
             <w:r>
@@ -1367,6 +1410,7 @@
               <w:left w:w="100" w:type="dxa"/>
               <w:right w:w="100" w:type="dxa"/>
             </w:tcMar>
+            <w:shd w:fill="FFFDF5"/>
             <w:shd w:fill="FFFDF5"/>
             <w:shd w:fill="FFFDF5"/>
             <w:shd w:fill="FFFDF5"/>
@@ -1397,6 +1441,7 @@
             <w:shd w:fill="FAF8F2"/>
             <w:shd w:fill="FAF8F2"/>
             <w:shd w:fill="FAF8F2"/>
+            <w:shd w:fill="FAF8F2"/>
           </w:tcPr>
           <w:p>
             <w:r>
@@ -1420,6 +1465,7 @@
               <w:left w:w="100" w:type="dxa"/>
               <w:right w:w="100" w:type="dxa"/>
             </w:tcMar>
+            <w:shd w:fill="FAF8F2"/>
             <w:shd w:fill="FAF8F2"/>
             <w:shd w:fill="FAF8F2"/>
             <w:shd w:fill="FAF8F2"/>
@@ -1449,6 +1495,7 @@
             <w:shd w:fill="FAF8F2"/>
             <w:shd w:fill="FAF8F2"/>
             <w:shd w:fill="FAF8F2"/>
+            <w:shd w:fill="FAF8F2"/>
           </w:tcPr>
           <w:p>
             <w:r>
@@ -1474,6 +1521,7 @@
             <w:shd w:fill="FAF8F2"/>
             <w:shd w:fill="FAF8F2"/>
             <w:shd w:fill="FAF8F2"/>
+            <w:shd w:fill="FAF8F2"/>
           </w:tcPr>
           <w:p>
             <w:r>
@@ -1496,6 +1544,7 @@
               <w:left w:w="100" w:type="dxa"/>
               <w:right w:w="100" w:type="dxa"/>
             </w:tcMar>
+            <w:shd w:fill="FAF8F2"/>
             <w:shd w:fill="FAF8F2"/>
             <w:shd w:fill="FAF8F2"/>
             <w:shd w:fill="FAF8F2"/>
@@ -1649,6 +1698,7 @@
               <w:right w:val="none"/>
               <w:bottom w:val="none"/>
             </w:tcBorders>
+            <w:shd w:fill="1A1D20"/>
             <w:shd w:fill="1A1D20"/>
             <w:shd w:fill="1A1D20"/>
             <w:shd w:fill="1A1D20"/>
@@ -1868,6 +1918,7 @@
             <w:shd w:fill="1A1D20"/>
             <w:shd w:fill="1A1D20"/>
             <w:shd w:fill="1A1D20"/>
+            <w:shd w:fill="1A1D20"/>
           </w:tcPr>
           <w:p>
             <w:r>
@@ -1891,6 +1942,7 @@
               <w:left w:w="100" w:type="dxa"/>
               <w:right w:w="100" w:type="dxa"/>
             </w:tcMar>
+            <w:shd w:fill="1A1D20"/>
             <w:shd w:fill="1A1D20"/>
             <w:shd w:fill="1A1D20"/>
             <w:shd w:fill="1A1D20"/>
@@ -1920,6 +1972,7 @@
             <w:shd w:fill="1A1D20"/>
             <w:shd w:fill="1A1D20"/>
             <w:shd w:fill="1A1D20"/>
+            <w:shd w:fill="1A1D20"/>
           </w:tcPr>
           <w:p>
             <w:r>
@@ -1943,6 +1996,7 @@
               <w:left w:w="100" w:type="dxa"/>
               <w:right w:w="100" w:type="dxa"/>
             </w:tcMar>
+            <w:shd w:fill="1A1D20"/>
             <w:shd w:fill="1A1D20"/>
             <w:shd w:fill="1A1D20"/>
             <w:shd w:fill="1A1D20"/>
@@ -1974,6 +2028,7 @@
             <w:shd w:fill="FFFDF5"/>
             <w:shd w:fill="FFFDF5"/>
             <w:shd w:fill="FFFDF5"/>
+            <w:shd w:fill="FFFDF5"/>
           </w:tcPr>
           <w:p>
             <w:r>
@@ -1996,6 +2051,7 @@
               <w:left w:w="100" w:type="dxa"/>
               <w:right w:w="100" w:type="dxa"/>
             </w:tcMar>
+            <w:shd w:fill="FFFDF5"/>
             <w:shd w:fill="FFFDF5"/>
             <w:shd w:fill="FFFDF5"/>
             <w:shd w:fill="FFFDF5"/>
@@ -2026,6 +2082,7 @@
             <w:shd w:fill="FFFDF5"/>
             <w:shd w:fill="FFFDF5"/>
             <w:shd w:fill="FFFDF5"/>
+            <w:shd w:fill="FFFDF5"/>
           </w:tcPr>
           <w:p>
             <w:r>
@@ -2050,6 +2107,7 @@
               <w:left w:w="100" w:type="dxa"/>
               <w:right w:w="100" w:type="dxa"/>
             </w:tcMar>
+            <w:shd w:fill="FFFDF5"/>
             <w:shd w:fill="FFFDF5"/>
             <w:shd w:fill="FFFDF5"/>
             <w:shd w:fill="FFFDF5"/>
@@ -2080,6 +2138,7 @@
             <w:shd w:fill="FAF8F2"/>
             <w:shd w:fill="FAF8F2"/>
             <w:shd w:fill="FAF8F2"/>
+            <w:shd w:fill="FAF8F2"/>
           </w:tcPr>
           <w:p>
             <w:r>
@@ -2102,6 +2161,7 @@
               <w:left w:w="100" w:type="dxa"/>
               <w:right w:w="100" w:type="dxa"/>
             </w:tcMar>
+            <w:shd w:fill="FAF8F2"/>
             <w:shd w:fill="FAF8F2"/>
             <w:shd w:fill="FAF8F2"/>
             <w:shd w:fill="FAF8F2"/>
@@ -2132,6 +2192,7 @@
             <w:shd w:fill="FAF8F2"/>
             <w:shd w:fill="FAF8F2"/>
             <w:shd w:fill="FAF8F2"/>
+            <w:shd w:fill="FAF8F2"/>
           </w:tcPr>
           <w:p>
             <w:r>
@@ -2156,6 +2217,7 @@
               <w:left w:w="100" w:type="dxa"/>
               <w:right w:w="100" w:type="dxa"/>
             </w:tcMar>
+            <w:shd w:fill="FAF8F2"/>
             <w:shd w:fill="FAF8F2"/>
             <w:shd w:fill="FAF8F2"/>
             <w:shd w:fill="FAF8F2"/>
@@ -2186,6 +2248,7 @@
             <w:shd w:fill="FFFDF5"/>
             <w:shd w:fill="FFFDF5"/>
             <w:shd w:fill="FFFDF5"/>
+            <w:shd w:fill="FFFDF5"/>
           </w:tcPr>
           <w:p>
             <w:r>
@@ -2208,6 +2271,7 @@
               <w:left w:w="100" w:type="dxa"/>
               <w:right w:w="100" w:type="dxa"/>
             </w:tcMar>
+            <w:shd w:fill="FFFDF5"/>
             <w:shd w:fill="FFFDF5"/>
             <w:shd w:fill="FFFDF5"/>
             <w:shd w:fill="FFFDF5"/>
@@ -2238,6 +2302,7 @@
             <w:shd w:fill="FFFDF5"/>
             <w:shd w:fill="FFFDF5"/>
             <w:shd w:fill="FFFDF5"/>
+            <w:shd w:fill="FFFDF5"/>
           </w:tcPr>
           <w:p>
             <w:r>
@@ -2260,6 +2325,7 @@
               <w:left w:w="100" w:type="dxa"/>
               <w:right w:w="100" w:type="dxa"/>
             </w:tcMar>
+            <w:shd w:fill="FFFDF5"/>
             <w:shd w:fill="FFFDF5"/>
             <w:shd w:fill="FFFDF5"/>
             <w:shd w:fill="FFFDF5"/>
@@ -2290,6 +2356,7 @@
             <w:shd w:fill="FAF8F2"/>
             <w:shd w:fill="FAF8F2"/>
             <w:shd w:fill="FAF8F2"/>
+            <w:shd w:fill="FAF8F2"/>
           </w:tcPr>
           <w:p>
             <w:r>
@@ -2313,6 +2380,7 @@
               <w:left w:w="100" w:type="dxa"/>
               <w:right w:w="100" w:type="dxa"/>
             </w:tcMar>
+            <w:shd w:fill="FAF8F2"/>
             <w:shd w:fill="FAF8F2"/>
             <w:shd w:fill="FAF8F2"/>
             <w:shd w:fill="FAF8F2"/>
@@ -2342,6 +2410,7 @@
             <w:shd w:fill="FAF8F2"/>
             <w:shd w:fill="FAF8F2"/>
             <w:shd w:fill="FAF8F2"/>
+            <w:shd w:fill="FAF8F2"/>
           </w:tcPr>
           <w:p>
             <w:r>
@@ -2365,6 +2434,7 @@
               <w:left w:w="100" w:type="dxa"/>
               <w:right w:w="100" w:type="dxa"/>
             </w:tcMar>
+            <w:shd w:fill="FAF8F2"/>
             <w:shd w:fill="FAF8F2"/>
             <w:shd w:fill="FAF8F2"/>
             <w:shd w:fill="FAF8F2"/>
@@ -2436,6 +2506,7 @@
             <w:shd w:fill="1A1D20"/>
             <w:shd w:fill="1A1D20"/>
             <w:shd w:fill="1A1D20"/>
+            <w:shd w:fill="1A1D20"/>
           </w:tcPr>
           <w:p>
             <w:r>
@@ -2462,6 +2533,7 @@
             <w:shd w:fill="1A1D20"/>
             <w:shd w:fill="1A1D20"/>
             <w:shd w:fill="1A1D20"/>
+            <w:shd w:fill="1A1D20"/>
           </w:tcPr>
           <w:p>
             <w:r>
@@ -2485,6 +2557,7 @@
               <w:left w:w="100" w:type="dxa"/>
               <w:right w:w="100" w:type="dxa"/>
             </w:tcMar>
+            <w:shd w:fill="1A1D20"/>
             <w:shd w:fill="1A1D20"/>
             <w:shd w:fill="1A1D20"/>
             <w:shd w:fill="1A1D20"/>
@@ -2516,6 +2589,7 @@
             <w:shd w:fill="FFFDF5"/>
             <w:shd w:fill="FFFDF5"/>
             <w:shd w:fill="FFFDF5"/>
+            <w:shd w:fill="FFFDF5"/>
           </w:tcPr>
           <w:p>
             <w:r>
@@ -2541,6 +2615,7 @@
             <w:shd w:fill="FFFDF5"/>
             <w:shd w:fill="FFFDF5"/>
             <w:shd w:fill="FFFDF5"/>
+            <w:shd w:fill="FFFDF5"/>
           </w:tcPr>
           <w:p>
             <w:r>
@@ -2563,6 +2638,7 @@
               <w:left w:w="100" w:type="dxa"/>
               <w:right w:w="100" w:type="dxa"/>
             </w:tcMar>
+            <w:shd w:fill="FFFDF5"/>
             <w:shd w:fill="FFFDF5"/>
             <w:shd w:fill="FFFDF5"/>
             <w:shd w:fill="FFFDF5"/>
@@ -2593,6 +2669,7 @@
             <w:shd w:fill="FAF8F2"/>
             <w:shd w:fill="FAF8F2"/>
             <w:shd w:fill="FAF8F2"/>
+            <w:shd w:fill="FAF8F2"/>
           </w:tcPr>
           <w:p>
             <w:r>
@@ -2618,6 +2695,7 @@
             <w:shd w:fill="FAF8F2"/>
             <w:shd w:fill="FAF8F2"/>
             <w:shd w:fill="FAF8F2"/>
+            <w:shd w:fill="FAF8F2"/>
           </w:tcPr>
           <w:p>
             <w:r>
@@ -2640,6 +2718,7 @@
               <w:left w:w="100" w:type="dxa"/>
               <w:right w:w="100" w:type="dxa"/>
             </w:tcMar>
+            <w:shd w:fill="FAF8F2"/>
             <w:shd w:fill="FAF8F2"/>
             <w:shd w:fill="FAF8F2"/>
             <w:shd w:fill="FAF8F2"/>
@@ -2670,6 +2749,7 @@
             <w:shd w:fill="FFFDF5"/>
             <w:shd w:fill="FFFDF5"/>
             <w:shd w:fill="FFFDF5"/>
+            <w:shd w:fill="FFFDF5"/>
           </w:tcPr>
           <w:p>
             <w:r>
@@ -2695,6 +2775,7 @@
             <w:shd w:fill="FFFDF5"/>
             <w:shd w:fill="FFFDF5"/>
             <w:shd w:fill="FFFDF5"/>
+            <w:shd w:fill="FFFDF5"/>
           </w:tcPr>
           <w:p>
             <w:r>
@@ -2717,6 +2798,7 @@
               <w:left w:w="100" w:type="dxa"/>
               <w:right w:w="100" w:type="dxa"/>
             </w:tcMar>
+            <w:shd w:fill="FFFDF5"/>
             <w:shd w:fill="FFFDF5"/>
             <w:shd w:fill="FFFDF5"/>
             <w:shd w:fill="FFFDF5"/>
@@ -2747,6 +2829,7 @@
             <w:shd w:fill="FAF8F2"/>
             <w:shd w:fill="FAF8F2"/>
             <w:shd w:fill="FAF8F2"/>
+            <w:shd w:fill="FAF8F2"/>
           </w:tcPr>
           <w:p>
             <w:r>
@@ -2772,6 +2855,7 @@
             <w:shd w:fill="FAF8F2"/>
             <w:shd w:fill="FAF8F2"/>
             <w:shd w:fill="FAF8F2"/>
+            <w:shd w:fill="FAF8F2"/>
           </w:tcPr>
           <w:p>
             <w:r>
@@ -2794,6 +2878,7 @@
               <w:left w:w="100" w:type="dxa"/>
               <w:right w:w="100" w:type="dxa"/>
             </w:tcMar>
+            <w:shd w:fill="FAF8F2"/>
             <w:shd w:fill="FAF8F2"/>
             <w:shd w:fill="FAF8F2"/>
             <w:shd w:fill="FAF8F2"/>
@@ -2824,6 +2909,7 @@
             <w:shd w:fill="FFFDF5"/>
             <w:shd w:fill="FFFDF5"/>
             <w:shd w:fill="FFFDF5"/>
+            <w:shd w:fill="FFFDF5"/>
           </w:tcPr>
           <w:p>
             <w:r>
@@ -2850,6 +2936,7 @@
             <w:shd w:fill="FFFDF5"/>
             <w:shd w:fill="FFFDF5"/>
             <w:shd w:fill="FFFDF5"/>
+            <w:shd w:fill="FFFDF5"/>
           </w:tcPr>
           <w:p>
             <w:r>
@@ -2873,6 +2960,7 @@
               <w:left w:w="100" w:type="dxa"/>
               <w:right w:w="100" w:type="dxa"/>
             </w:tcMar>
+            <w:shd w:fill="FFFDF5"/>
             <w:shd w:fill="FFFDF5"/>
             <w:shd w:fill="FFFDF5"/>
             <w:shd w:fill="FFFDF5"/>
@@ -3397,6 +3485,7 @@
             <w:shd w:fill="1A1D20"/>
             <w:shd w:fill="1A1D20"/>
             <w:shd w:fill="1A1D20"/>
+            <w:shd w:fill="1A1D20"/>
           </w:tcPr>
           <w:p>
             <w:pPr>
@@ -3493,6 +3582,7 @@
             <w:shd w:fill="1A1D20"/>
             <w:shd w:fill="1A1D20"/>
             <w:shd w:fill="1A1D20"/>
+            <w:shd w:fill="1A1D20"/>
           </w:tcPr>
           <w:p>
             <w:pPr>
@@ -3573,7 +3663,7 @@
         <w:color w:val="8C8273"/>
         <w:sz w:val="17"/>
       </w:rPr>
-      <w:t xml:space="preserve">報告人：Howard Liao Ph.D.  ｜  第 </w:t>
+      <w:t xml:space="preserve">報告人：廖倫豪  ｜  第 </w:t>
     </w:r>
     <w:fldSimple w:instr="PAGE">
       <w:r>

--- a/附件一_富宇大境社區管理委員會法定獨立分割報告書.docx
+++ b/附件一_富宇大境社區管理委員會法定獨立分割報告書.docx
@@ -68,9 +68,6 @@
               <w:right w:w="0" w:type="dxa"/>
             </w:tcMar>
             <w:shd w:fill="1A1D20"/>
-            <w:shd w:fill="1A1D20"/>
-            <w:shd w:fill="1A1D20"/>
-            <w:shd w:fill="1A1D20"/>
           </w:tcPr>
           <w:p/>
         </w:tc>
@@ -99,9 +96,6 @@
               <w:right w:w="130" w:type="dxa"/>
             </w:tcMar>
             <w:shd w:fill="1A1D20"/>
-            <w:shd w:fill="1A1D20"/>
-            <w:shd w:fill="1A1D20"/>
-            <w:shd w:fill="1A1D20"/>
           </w:tcPr>
           <w:p>
             <w:r>
@@ -126,9 +120,6 @@
               <w:right w:w="130" w:type="dxa"/>
             </w:tcMar>
             <w:shd w:fill="1A1D20"/>
-            <w:shd w:fill="1A1D20"/>
-            <w:shd w:fill="1A1D20"/>
-            <w:shd w:fill="1A1D20"/>
           </w:tcPr>
           <w:p>
             <w:r>
@@ -138,7 +129,7 @@
                 <w:color w:val="D4AF37"/>
                 <w:sz w:val="18"/>
               </w:rPr>
-              <w:t>富宇大境（A2 區）透天別墅（龍社路 595、597、599、601、603、605 號，共 6 戶）</w:t>
+              <w:t>富宇大境（A2 區）透天別墅（龍社路 593、595、597、599、601、603 號，共 6 戶）</w:t>
             </w:r>
           </w:p>
         </w:tc>
@@ -154,9 +145,6 @@
               <w:left w:w="130" w:type="dxa"/>
               <w:right w:w="130" w:type="dxa"/>
             </w:tcMar>
-            <w:shd w:fill="FFFDF5"/>
-            <w:shd w:fill="FFFDF5"/>
-            <w:shd w:fill="FFFDF5"/>
             <w:shd w:fill="FFFDF5"/>
           </w:tcPr>
           <w:p>
@@ -181,9 +169,6 @@
               <w:left w:w="130" w:type="dxa"/>
               <w:right w:w="130" w:type="dxa"/>
             </w:tcMar>
-            <w:shd w:fill="FFFDF5"/>
-            <w:shd w:fill="FFFDF5"/>
-            <w:shd w:fill="FFFDF5"/>
             <w:shd w:fill="FFFDF5"/>
           </w:tcPr>
           <w:p>
@@ -210,9 +195,6 @@
               <w:right w:w="130" w:type="dxa"/>
             </w:tcMar>
             <w:shd w:fill="FAF8F2"/>
-            <w:shd w:fill="FAF8F2"/>
-            <w:shd w:fill="FAF8F2"/>
-            <w:shd w:fill="FAF8F2"/>
           </w:tcPr>
           <w:p>
             <w:r>
@@ -236,9 +218,6 @@
               <w:left w:w="130" w:type="dxa"/>
               <w:right w:w="130" w:type="dxa"/>
             </w:tcMar>
-            <w:shd w:fill="FAF8F2"/>
-            <w:shd w:fill="FAF8F2"/>
-            <w:shd w:fill="FAF8F2"/>
             <w:shd w:fill="FAF8F2"/>
           </w:tcPr>
           <w:p>
@@ -265,9 +244,6 @@
               <w:right w:w="130" w:type="dxa"/>
             </w:tcMar>
             <w:shd w:fill="FFFDF5"/>
-            <w:shd w:fill="FFFDF5"/>
-            <w:shd w:fill="FFFDF5"/>
-            <w:shd w:fill="FFFDF5"/>
           </w:tcPr>
           <w:p>
             <w:r>
@@ -291,9 +267,6 @@
               <w:left w:w="130" w:type="dxa"/>
               <w:right w:w="130" w:type="dxa"/>
             </w:tcMar>
-            <w:shd w:fill="FFFDF5"/>
-            <w:shd w:fill="FFFDF5"/>
-            <w:shd w:fill="FFFDF5"/>
             <w:shd w:fill="FFFDF5"/>
           </w:tcPr>
           <w:p>
@@ -320,9 +293,6 @@
               <w:right w:w="130" w:type="dxa"/>
             </w:tcMar>
             <w:shd w:fill="FAF8F2"/>
-            <w:shd w:fill="FAF8F2"/>
-            <w:shd w:fill="FAF8F2"/>
-            <w:shd w:fill="FAF8F2"/>
           </w:tcPr>
           <w:p>
             <w:r>
@@ -346,9 +316,6 @@
               <w:left w:w="130" w:type="dxa"/>
               <w:right w:w="130" w:type="dxa"/>
             </w:tcMar>
-            <w:shd w:fill="FAF8F2"/>
-            <w:shd w:fill="FAF8F2"/>
-            <w:shd w:fill="FAF8F2"/>
             <w:shd w:fill="FAF8F2"/>
           </w:tcPr>
           <w:p>
@@ -375,9 +342,6 @@
               <w:right w:w="130" w:type="dxa"/>
             </w:tcMar>
             <w:shd w:fill="FFFDF5"/>
-            <w:shd w:fill="FFFDF5"/>
-            <w:shd w:fill="FFFDF5"/>
-            <w:shd w:fill="FFFDF5"/>
           </w:tcPr>
           <w:p>
             <w:r>
@@ -402,9 +366,6 @@
               <w:right w:w="130" w:type="dxa"/>
             </w:tcMar>
             <w:shd w:fill="FFFDF5"/>
-            <w:shd w:fill="FFFDF5"/>
-            <w:shd w:fill="FFFDF5"/>
-            <w:shd w:fill="FFFDF5"/>
           </w:tcPr>
           <w:p>
             <w:r>
@@ -413,7 +374,7 @@
                 <w:color w:val="2D3748"/>
                 <w:sz w:val="18"/>
               </w:rPr>
-              <w:t>Howard Liao Ph.D.（社區治理戰略諮詢）</w:t>
+              <w:t>廖倫豪（社區治理諮詢）</w:t>
             </w:r>
           </w:p>
         </w:tc>
@@ -494,9 +455,6 @@
               <w:bottom w:val="none"/>
             </w:tcBorders>
             <w:shd w:fill="1A1D20"/>
-            <w:shd w:fill="1A1D20"/>
-            <w:shd w:fill="1A1D20"/>
-            <w:shd w:fill="1A1D20"/>
           </w:tcPr>
           <w:p>
             <w:pPr>
@@ -519,7 +477,7 @@
                 <w:color w:val="D4AF37"/>
                 <w:sz w:val="18"/>
               </w:rPr>
-              <w:t>1. 地理出入完全獨立：A2 大境 6 戶門牌臨龍社路公有道路，出入絕不途經內部 628、642 巷道。</w:t>
+              <w:t>1. 地理出入完全獨立：A2 大境 6 戶門牌臨龍社路公有道路，出入絕不途經富宇大地內部私設巷道（如 642 巷等）。</w:t>
               <w:br/>
               <w:t>2. 垃圾清運完全非依賴：大境住戶門前即可直接等待台中市環保局公有垃圾車，完全未使用大社區內部睿豐每週二次之收費子母車（每桶 1,000 元）。</w:t>
               <w:br/>
@@ -632,9 +590,6 @@
               <w:right w:w="100" w:type="dxa"/>
             </w:tcMar>
             <w:shd w:fill="1A1D20"/>
-            <w:shd w:fill="1A1D20"/>
-            <w:shd w:fill="1A1D20"/>
-            <w:shd w:fill="1A1D20"/>
           </w:tcPr>
           <w:p>
             <w:r>
@@ -658,9 +613,6 @@
               <w:left w:w="100" w:type="dxa"/>
               <w:right w:w="100" w:type="dxa"/>
             </w:tcMar>
-            <w:shd w:fill="1A1D20"/>
-            <w:shd w:fill="1A1D20"/>
-            <w:shd w:fill="1A1D20"/>
             <w:shd w:fill="1A1D20"/>
           </w:tcPr>
           <w:p>
@@ -686,9 +638,6 @@
               <w:right w:w="100" w:type="dxa"/>
             </w:tcMar>
             <w:shd w:fill="1A1D20"/>
-            <w:shd w:fill="1A1D20"/>
-            <w:shd w:fill="1A1D20"/>
-            <w:shd w:fill="1A1D20"/>
           </w:tcPr>
           <w:p>
             <w:r>
@@ -713,9 +662,6 @@
               <w:right w:w="100" w:type="dxa"/>
             </w:tcMar>
             <w:shd w:fill="1A1D20"/>
-            <w:shd w:fill="1A1D20"/>
-            <w:shd w:fill="1A1D20"/>
-            <w:shd w:fill="1A1D20"/>
           </w:tcPr>
           <w:p>
             <w:r>
@@ -739,9 +685,6 @@
               <w:left w:w="100" w:type="dxa"/>
               <w:right w:w="100" w:type="dxa"/>
             </w:tcMar>
-            <w:shd w:fill="1A1D20"/>
-            <w:shd w:fill="1A1D20"/>
-            <w:shd w:fill="1A1D20"/>
             <w:shd w:fill="1A1D20"/>
           </w:tcPr>
           <w:p>
@@ -769,9 +712,6 @@
               <w:right w:w="100" w:type="dxa"/>
             </w:tcMar>
             <w:shd w:fill="FFFDF5"/>
-            <w:shd w:fill="FFFDF5"/>
-            <w:shd w:fill="FFFDF5"/>
-            <w:shd w:fill="FFFDF5"/>
           </w:tcPr>
           <w:p>
             <w:r>
@@ -795,9 +735,6 @@
               <w:left w:w="100" w:type="dxa"/>
               <w:right w:w="100" w:type="dxa"/>
             </w:tcMar>
-            <w:shd w:fill="FFFDF5"/>
-            <w:shd w:fill="FFFDF5"/>
-            <w:shd w:fill="FFFDF5"/>
             <w:shd w:fill="FFFDF5"/>
           </w:tcPr>
           <w:p>
@@ -823,9 +760,6 @@
               <w:right w:w="100" w:type="dxa"/>
             </w:tcMar>
             <w:shd w:fill="FFFDF5"/>
-            <w:shd w:fill="FFFDF5"/>
-            <w:shd w:fill="FFFDF5"/>
-            <w:shd w:fill="FFFDF5"/>
           </w:tcPr>
           <w:p>
             <w:r>
@@ -849,9 +783,6 @@
               <w:right w:w="100" w:type="dxa"/>
             </w:tcMar>
             <w:shd w:fill="FFFDF5"/>
-            <w:shd w:fill="FFFDF5"/>
-            <w:shd w:fill="FFFDF5"/>
-            <w:shd w:fill="FFFDF5"/>
           </w:tcPr>
           <w:p>
             <w:r>
@@ -874,9 +805,6 @@
               <w:left w:w="100" w:type="dxa"/>
               <w:right w:w="100" w:type="dxa"/>
             </w:tcMar>
-            <w:shd w:fill="FFFDF5"/>
-            <w:shd w:fill="FFFDF5"/>
-            <w:shd w:fill="FFFDF5"/>
             <w:shd w:fill="FFFDF5"/>
           </w:tcPr>
           <w:p>
@@ -903,9 +831,6 @@
               <w:right w:w="100" w:type="dxa"/>
             </w:tcMar>
             <w:shd w:fill="FAF8F2"/>
-            <w:shd w:fill="FAF8F2"/>
-            <w:shd w:fill="FAF8F2"/>
-            <w:shd w:fill="FAF8F2"/>
           </w:tcPr>
           <w:p>
             <w:r>
@@ -929,9 +854,6 @@
               <w:left w:w="100" w:type="dxa"/>
               <w:right w:w="100" w:type="dxa"/>
             </w:tcMar>
-            <w:shd w:fill="FAF8F2"/>
-            <w:shd w:fill="FAF8F2"/>
-            <w:shd w:fill="FAF8F2"/>
             <w:shd w:fill="FAF8F2"/>
           </w:tcPr>
           <w:p>
@@ -957,9 +879,6 @@
               <w:right w:w="100" w:type="dxa"/>
             </w:tcMar>
             <w:shd w:fill="FAF8F2"/>
-            <w:shd w:fill="FAF8F2"/>
-            <w:shd w:fill="FAF8F2"/>
-            <w:shd w:fill="FAF8F2"/>
           </w:tcPr>
           <w:p>
             <w:r>
@@ -983,9 +902,6 @@
               <w:right w:w="100" w:type="dxa"/>
             </w:tcMar>
             <w:shd w:fill="FAF8F2"/>
-            <w:shd w:fill="FAF8F2"/>
-            <w:shd w:fill="FAF8F2"/>
-            <w:shd w:fill="FAF8F2"/>
           </w:tcPr>
           <w:p>
             <w:r>
@@ -1008,9 +924,6 @@
               <w:left w:w="100" w:type="dxa"/>
               <w:right w:w="100" w:type="dxa"/>
             </w:tcMar>
-            <w:shd w:fill="FAF8F2"/>
-            <w:shd w:fill="FAF8F2"/>
-            <w:shd w:fill="FAF8F2"/>
             <w:shd w:fill="FAF8F2"/>
           </w:tcPr>
           <w:p>
@@ -1037,9 +950,6 @@
               <w:right w:w="100" w:type="dxa"/>
             </w:tcMar>
             <w:shd w:fill="FFFDF5"/>
-            <w:shd w:fill="FFFDF5"/>
-            <w:shd w:fill="FFFDF5"/>
-            <w:shd w:fill="FFFDF5"/>
           </w:tcPr>
           <w:p>
             <w:r>
@@ -1063,9 +973,6 @@
               <w:left w:w="100" w:type="dxa"/>
               <w:right w:w="100" w:type="dxa"/>
             </w:tcMar>
-            <w:shd w:fill="FFFDF5"/>
-            <w:shd w:fill="FFFDF5"/>
-            <w:shd w:fill="FFFDF5"/>
             <w:shd w:fill="FFFDF5"/>
           </w:tcPr>
           <w:p>
@@ -1091,9 +998,6 @@
               <w:right w:w="100" w:type="dxa"/>
             </w:tcMar>
             <w:shd w:fill="FFFDF5"/>
-            <w:shd w:fill="FFFDF5"/>
-            <w:shd w:fill="FFFDF5"/>
-            <w:shd w:fill="FFFDF5"/>
           </w:tcPr>
           <w:p>
             <w:r>
@@ -1116,9 +1020,6 @@
               <w:left w:w="100" w:type="dxa"/>
               <w:right w:w="100" w:type="dxa"/>
             </w:tcMar>
-            <w:shd w:fill="FFFDF5"/>
-            <w:shd w:fill="FFFDF5"/>
-            <w:shd w:fill="FFFDF5"/>
             <w:shd w:fill="FFFDF5"/>
           </w:tcPr>
           <w:p>
@@ -1143,9 +1044,6 @@
               <w:right w:w="100" w:type="dxa"/>
             </w:tcMar>
             <w:shd w:fill="FFFDF5"/>
-            <w:shd w:fill="FFFDF5"/>
-            <w:shd w:fill="FFFDF5"/>
-            <w:shd w:fill="FFFDF5"/>
           </w:tcPr>
           <w:p>
             <w:r>
@@ -1154,7 +1052,7 @@
                 <w:color w:val="2D3748"/>
                 <w:sz w:val="17"/>
               </w:rPr>
-              <w:t>經由龍社路 628 巷內部巷道進出，高度共用巷道與環保室</w:t>
+              <w:t>經由龍社路內部私設巷道進出，高度共用巷道與環保室</w:t>
             </w:r>
           </w:p>
         </w:tc>
@@ -1170,9 +1068,6 @@
               <w:left w:w="100" w:type="dxa"/>
               <w:right w:w="100" w:type="dxa"/>
             </w:tcMar>
-            <w:shd w:fill="FAF8F2"/>
-            <w:shd w:fill="FAF8F2"/>
-            <w:shd w:fill="FAF8F2"/>
             <w:shd w:fill="FAF8F2"/>
           </w:tcPr>
           <w:p>
@@ -1198,9 +1093,6 @@
               <w:right w:w="100" w:type="dxa"/>
             </w:tcMar>
             <w:shd w:fill="FAF8F2"/>
-            <w:shd w:fill="FAF8F2"/>
-            <w:shd w:fill="FAF8F2"/>
-            <w:shd w:fill="FAF8F2"/>
           </w:tcPr>
           <w:p>
             <w:r>
@@ -1225,9 +1117,6 @@
               <w:right w:w="100" w:type="dxa"/>
             </w:tcMar>
             <w:shd w:fill="FAF8F2"/>
-            <w:shd w:fill="FAF8F2"/>
-            <w:shd w:fill="FAF8F2"/>
-            <w:shd w:fill="FAF8F2"/>
           </w:tcPr>
           <w:p>
             <w:r>
@@ -1250,9 +1139,6 @@
               <w:left w:w="100" w:type="dxa"/>
               <w:right w:w="100" w:type="dxa"/>
             </w:tcMar>
-            <w:shd w:fill="FAF8F2"/>
-            <w:shd w:fill="FAF8F2"/>
-            <w:shd w:fill="FAF8F2"/>
             <w:shd w:fill="FAF8F2"/>
           </w:tcPr>
           <w:p>
@@ -1277,9 +1163,6 @@
               <w:right w:w="100" w:type="dxa"/>
             </w:tcMar>
             <w:shd w:fill="FAF8F2"/>
-            <w:shd w:fill="FAF8F2"/>
-            <w:shd w:fill="FAF8F2"/>
-            <w:shd w:fill="FAF8F2"/>
           </w:tcPr>
           <w:p>
             <w:r>
@@ -1288,7 +1171,7 @@
                 <w:color w:val="2D3748"/>
                 <w:sz w:val="17"/>
               </w:rPr>
-              <w:t>經由龍社路 628 巷內部巷道進出，深處社區</w:t>
+              <w:t>經由龍社路內部私設巷道進出，深處社區</w:t>
             </w:r>
           </w:p>
         </w:tc>
@@ -1304,9 +1187,6 @@
               <w:left w:w="100" w:type="dxa"/>
               <w:right w:w="100" w:type="dxa"/>
             </w:tcMar>
-            <w:shd w:fill="FFFDF5"/>
-            <w:shd w:fill="FFFDF5"/>
-            <w:shd w:fill="FFFDF5"/>
             <w:shd w:fill="FFFDF5"/>
           </w:tcPr>
           <w:p>
@@ -1332,9 +1212,6 @@
               <w:right w:w="100" w:type="dxa"/>
             </w:tcMar>
             <w:shd w:fill="FFFDF5"/>
-            <w:shd w:fill="FFFDF5"/>
-            <w:shd w:fill="FFFDF5"/>
-            <w:shd w:fill="FFFDF5"/>
           </w:tcPr>
           <w:p>
             <w:r>
@@ -1359,9 +1236,6 @@
               <w:right w:w="100" w:type="dxa"/>
             </w:tcMar>
             <w:shd w:fill="FFFDF5"/>
-            <w:shd w:fill="FFFDF5"/>
-            <w:shd w:fill="FFFDF5"/>
-            <w:shd w:fill="FFFDF5"/>
           </w:tcPr>
           <w:p>
             <w:r>
@@ -1385,9 +1259,6 @@
               <w:right w:w="100" w:type="dxa"/>
             </w:tcMar>
             <w:shd w:fill="FFFDF5"/>
-            <w:shd w:fill="FFFDF5"/>
-            <w:shd w:fill="FFFDF5"/>
-            <w:shd w:fill="FFFDF5"/>
           </w:tcPr>
           <w:p>
             <w:r>
@@ -1410,9 +1281,6 @@
               <w:left w:w="100" w:type="dxa"/>
               <w:right w:w="100" w:type="dxa"/>
             </w:tcMar>
-            <w:shd w:fill="FFFDF5"/>
-            <w:shd w:fill="FFFDF5"/>
-            <w:shd w:fill="FFFDF5"/>
             <w:shd w:fill="FFFDF5"/>
           </w:tcPr>
           <w:p>
@@ -1439,9 +1307,6 @@
               <w:right w:w="100" w:type="dxa"/>
             </w:tcMar>
             <w:shd w:fill="FAF8F2"/>
-            <w:shd w:fill="FAF8F2"/>
-            <w:shd w:fill="FAF8F2"/>
-            <w:shd w:fill="FAF8F2"/>
           </w:tcPr>
           <w:p>
             <w:r>
@@ -1465,9 +1330,6 @@
               <w:left w:w="100" w:type="dxa"/>
               <w:right w:w="100" w:type="dxa"/>
             </w:tcMar>
-            <w:shd w:fill="FAF8F2"/>
-            <w:shd w:fill="FAF8F2"/>
-            <w:shd w:fill="FAF8F2"/>
             <w:shd w:fill="FAF8F2"/>
           </w:tcPr>
           <w:p>
@@ -1493,9 +1355,6 @@
               <w:right w:w="100" w:type="dxa"/>
             </w:tcMar>
             <w:shd w:fill="FAF8F2"/>
-            <w:shd w:fill="FAF8F2"/>
-            <w:shd w:fill="FAF8F2"/>
-            <w:shd w:fill="FAF8F2"/>
           </w:tcPr>
           <w:p>
             <w:r>
@@ -1519,9 +1378,6 @@
               <w:right w:w="100" w:type="dxa"/>
             </w:tcMar>
             <w:shd w:fill="FAF8F2"/>
-            <w:shd w:fill="FAF8F2"/>
-            <w:shd w:fill="FAF8F2"/>
-            <w:shd w:fill="FAF8F2"/>
           </w:tcPr>
           <w:p>
             <w:r>
@@ -1544,9 +1400,6 @@
               <w:left w:w="100" w:type="dxa"/>
               <w:right w:w="100" w:type="dxa"/>
             </w:tcMar>
-            <w:shd w:fill="FAF8F2"/>
-            <w:shd w:fill="FAF8F2"/>
-            <w:shd w:fill="FAF8F2"/>
             <w:shd w:fill="FAF8F2"/>
           </w:tcPr>
           <w:p>
@@ -1699,9 +1552,6 @@
               <w:bottom w:val="none"/>
             </w:tcBorders>
             <w:shd w:fill="1A1D20"/>
-            <w:shd w:fill="1A1D20"/>
-            <w:shd w:fill="1A1D20"/>
-            <w:shd w:fill="1A1D20"/>
           </w:tcPr>
           <w:p>
             <w:pPr>
@@ -1818,7 +1668,7 @@
           <w:color w:val="2D3748"/>
           <w:sz w:val="19"/>
         </w:rPr>
-        <w:t>A2 大境 6 戶之基地地籍臨接台中市公有計畫道路『龍社路』。車輛與人員進出直接銜接市區道路，**完全不需要通行富宇好境、悠境或清境之私設巷道（628、642 巷）**。不存在任何袋地通行權、私設道路維護費分攤爭議，具備百分之百的地緣獨立性。</w:t>
+        <w:t>A2 大境 6 戶之基地地籍臨接台中市公有計畫道路『龍社路』。車輛與人員進出直接銜接市區道路，**完全不需要通行富宇好境、悠境或清境之私設巷道（如 642 巷等）**。不存在任何袋地通行權、私設道路維護費分攤爭議，具備百分之百的地緣獨立性。</w:t>
       </w:r>
     </w:p>
     <w:p>
@@ -1916,9 +1766,6 @@
               <w:right w:w="100" w:type="dxa"/>
             </w:tcMar>
             <w:shd w:fill="1A1D20"/>
-            <w:shd w:fill="1A1D20"/>
-            <w:shd w:fill="1A1D20"/>
-            <w:shd w:fill="1A1D20"/>
           </w:tcPr>
           <w:p>
             <w:r>
@@ -1942,9 +1789,6 @@
               <w:left w:w="100" w:type="dxa"/>
               <w:right w:w="100" w:type="dxa"/>
             </w:tcMar>
-            <w:shd w:fill="1A1D20"/>
-            <w:shd w:fill="1A1D20"/>
-            <w:shd w:fill="1A1D20"/>
             <w:shd w:fill="1A1D20"/>
           </w:tcPr>
           <w:p>
@@ -1970,9 +1814,6 @@
               <w:right w:w="100" w:type="dxa"/>
             </w:tcMar>
             <w:shd w:fill="1A1D20"/>
-            <w:shd w:fill="1A1D20"/>
-            <w:shd w:fill="1A1D20"/>
-            <w:shd w:fill="1A1D20"/>
           </w:tcPr>
           <w:p>
             <w:r>
@@ -1996,9 +1837,6 @@
               <w:left w:w="100" w:type="dxa"/>
               <w:right w:w="100" w:type="dxa"/>
             </w:tcMar>
-            <w:shd w:fill="1A1D20"/>
-            <w:shd w:fill="1A1D20"/>
-            <w:shd w:fill="1A1D20"/>
             <w:shd w:fill="1A1D20"/>
           </w:tcPr>
           <w:p>
@@ -2026,9 +1864,6 @@
               <w:right w:w="100" w:type="dxa"/>
             </w:tcMar>
             <w:shd w:fill="FFFDF5"/>
-            <w:shd w:fill="FFFDF5"/>
-            <w:shd w:fill="FFFDF5"/>
-            <w:shd w:fill="FFFDF5"/>
           </w:tcPr>
           <w:p>
             <w:r>
@@ -2051,9 +1886,6 @@
               <w:left w:w="100" w:type="dxa"/>
               <w:right w:w="100" w:type="dxa"/>
             </w:tcMar>
-            <w:shd w:fill="FFFDF5"/>
-            <w:shd w:fill="FFFDF5"/>
-            <w:shd w:fill="FFFDF5"/>
             <w:shd w:fill="FFFDF5"/>
           </w:tcPr>
           <w:p>
@@ -2080,9 +1912,6 @@
               <w:right w:w="100" w:type="dxa"/>
             </w:tcMar>
             <w:shd w:fill="FFFDF5"/>
-            <w:shd w:fill="FFFDF5"/>
-            <w:shd w:fill="FFFDF5"/>
-            <w:shd w:fill="FFFDF5"/>
           </w:tcPr>
           <w:p>
             <w:r>
@@ -2107,9 +1936,6 @@
               <w:left w:w="100" w:type="dxa"/>
               <w:right w:w="100" w:type="dxa"/>
             </w:tcMar>
-            <w:shd w:fill="FFFDF5"/>
-            <w:shd w:fill="FFFDF5"/>
-            <w:shd w:fill="FFFDF5"/>
             <w:shd w:fill="FFFDF5"/>
           </w:tcPr>
           <w:p>
@@ -2136,9 +1962,6 @@
               <w:right w:w="100" w:type="dxa"/>
             </w:tcMar>
             <w:shd w:fill="FAF8F2"/>
-            <w:shd w:fill="FAF8F2"/>
-            <w:shd w:fill="FAF8F2"/>
-            <w:shd w:fill="FAF8F2"/>
           </w:tcPr>
           <w:p>
             <w:r>
@@ -2161,9 +1984,6 @@
               <w:left w:w="100" w:type="dxa"/>
               <w:right w:w="100" w:type="dxa"/>
             </w:tcMar>
-            <w:shd w:fill="FAF8F2"/>
-            <w:shd w:fill="FAF8F2"/>
-            <w:shd w:fill="FAF8F2"/>
             <w:shd w:fill="FAF8F2"/>
           </w:tcPr>
           <w:p>
@@ -2190,9 +2010,6 @@
               <w:right w:w="100" w:type="dxa"/>
             </w:tcMar>
             <w:shd w:fill="FAF8F2"/>
-            <w:shd w:fill="FAF8F2"/>
-            <w:shd w:fill="FAF8F2"/>
-            <w:shd w:fill="FAF8F2"/>
           </w:tcPr>
           <w:p>
             <w:r>
@@ -2217,9 +2034,6 @@
               <w:left w:w="100" w:type="dxa"/>
               <w:right w:w="100" w:type="dxa"/>
             </w:tcMar>
-            <w:shd w:fill="FAF8F2"/>
-            <w:shd w:fill="FAF8F2"/>
-            <w:shd w:fill="FAF8F2"/>
             <w:shd w:fill="FAF8F2"/>
           </w:tcPr>
           <w:p>
@@ -2246,9 +2060,6 @@
               <w:right w:w="100" w:type="dxa"/>
             </w:tcMar>
             <w:shd w:fill="FFFDF5"/>
-            <w:shd w:fill="FFFDF5"/>
-            <w:shd w:fill="FFFDF5"/>
-            <w:shd w:fill="FFFDF5"/>
           </w:tcPr>
           <w:p>
             <w:r>
@@ -2271,9 +2082,6 @@
               <w:left w:w="100" w:type="dxa"/>
               <w:right w:w="100" w:type="dxa"/>
             </w:tcMar>
-            <w:shd w:fill="FFFDF5"/>
-            <w:shd w:fill="FFFDF5"/>
-            <w:shd w:fill="FFFDF5"/>
             <w:shd w:fill="FFFDF5"/>
           </w:tcPr>
           <w:p>
@@ -2300,9 +2108,6 @@
               <w:right w:w="100" w:type="dxa"/>
             </w:tcMar>
             <w:shd w:fill="FFFDF5"/>
-            <w:shd w:fill="FFFDF5"/>
-            <w:shd w:fill="FFFDF5"/>
-            <w:shd w:fill="FFFDF5"/>
           </w:tcPr>
           <w:p>
             <w:r>
@@ -2325,9 +2130,6 @@
               <w:left w:w="100" w:type="dxa"/>
               <w:right w:w="100" w:type="dxa"/>
             </w:tcMar>
-            <w:shd w:fill="FFFDF5"/>
-            <w:shd w:fill="FFFDF5"/>
-            <w:shd w:fill="FFFDF5"/>
             <w:shd w:fill="FFFDF5"/>
           </w:tcPr>
           <w:p>
@@ -2354,9 +2156,6 @@
               <w:right w:w="100" w:type="dxa"/>
             </w:tcMar>
             <w:shd w:fill="FAF8F2"/>
-            <w:shd w:fill="FAF8F2"/>
-            <w:shd w:fill="FAF8F2"/>
-            <w:shd w:fill="FAF8F2"/>
           </w:tcPr>
           <w:p>
             <w:r>
@@ -2380,9 +2179,6 @@
               <w:left w:w="100" w:type="dxa"/>
               <w:right w:w="100" w:type="dxa"/>
             </w:tcMar>
-            <w:shd w:fill="FAF8F2"/>
-            <w:shd w:fill="FAF8F2"/>
-            <w:shd w:fill="FAF8F2"/>
             <w:shd w:fill="FAF8F2"/>
           </w:tcPr>
           <w:p>
@@ -2408,9 +2204,6 @@
               <w:right w:w="100" w:type="dxa"/>
             </w:tcMar>
             <w:shd w:fill="FAF8F2"/>
-            <w:shd w:fill="FAF8F2"/>
-            <w:shd w:fill="FAF8F2"/>
-            <w:shd w:fill="FAF8F2"/>
           </w:tcPr>
           <w:p>
             <w:r>
@@ -2434,9 +2227,6 @@
               <w:left w:w="100" w:type="dxa"/>
               <w:right w:w="100" w:type="dxa"/>
             </w:tcMar>
-            <w:shd w:fill="FAF8F2"/>
-            <w:shd w:fill="FAF8F2"/>
-            <w:shd w:fill="FAF8F2"/>
             <w:shd w:fill="FAF8F2"/>
           </w:tcPr>
           <w:p>
@@ -2504,9 +2294,6 @@
               <w:right w:w="100" w:type="dxa"/>
             </w:tcMar>
             <w:shd w:fill="1A1D20"/>
-            <w:shd w:fill="1A1D20"/>
-            <w:shd w:fill="1A1D20"/>
-            <w:shd w:fill="1A1D20"/>
           </w:tcPr>
           <w:p>
             <w:r>
@@ -2531,9 +2318,6 @@
               <w:right w:w="100" w:type="dxa"/>
             </w:tcMar>
             <w:shd w:fill="1A1D20"/>
-            <w:shd w:fill="1A1D20"/>
-            <w:shd w:fill="1A1D20"/>
-            <w:shd w:fill="1A1D20"/>
           </w:tcPr>
           <w:p>
             <w:r>
@@ -2557,9 +2341,6 @@
               <w:left w:w="100" w:type="dxa"/>
               <w:right w:w="100" w:type="dxa"/>
             </w:tcMar>
-            <w:shd w:fill="1A1D20"/>
-            <w:shd w:fill="1A1D20"/>
-            <w:shd w:fill="1A1D20"/>
             <w:shd w:fill="1A1D20"/>
           </w:tcPr>
           <w:p>
@@ -2587,9 +2368,6 @@
               <w:right w:w="100" w:type="dxa"/>
             </w:tcMar>
             <w:shd w:fill="FFFDF5"/>
-            <w:shd w:fill="FFFDF5"/>
-            <w:shd w:fill="FFFDF5"/>
-            <w:shd w:fill="FFFDF5"/>
           </w:tcPr>
           <w:p>
             <w:r>
@@ -2613,9 +2391,6 @@
               <w:right w:w="100" w:type="dxa"/>
             </w:tcMar>
             <w:shd w:fill="FFFDF5"/>
-            <w:shd w:fill="FFFDF5"/>
-            <w:shd w:fill="FFFDF5"/>
-            <w:shd w:fill="FFFDF5"/>
           </w:tcPr>
           <w:p>
             <w:r>
@@ -2638,9 +2413,6 @@
               <w:left w:w="100" w:type="dxa"/>
               <w:right w:w="100" w:type="dxa"/>
             </w:tcMar>
-            <w:shd w:fill="FFFDF5"/>
-            <w:shd w:fill="FFFDF5"/>
-            <w:shd w:fill="FFFDF5"/>
             <w:shd w:fill="FFFDF5"/>
           </w:tcPr>
           <w:p>
@@ -2667,9 +2439,6 @@
               <w:right w:w="100" w:type="dxa"/>
             </w:tcMar>
             <w:shd w:fill="FAF8F2"/>
-            <w:shd w:fill="FAF8F2"/>
-            <w:shd w:fill="FAF8F2"/>
-            <w:shd w:fill="FAF8F2"/>
           </w:tcPr>
           <w:p>
             <w:r>
@@ -2693,9 +2462,6 @@
               <w:right w:w="100" w:type="dxa"/>
             </w:tcMar>
             <w:shd w:fill="FAF8F2"/>
-            <w:shd w:fill="FAF8F2"/>
-            <w:shd w:fill="FAF8F2"/>
-            <w:shd w:fill="FAF8F2"/>
           </w:tcPr>
           <w:p>
             <w:r>
@@ -2718,9 +2484,6 @@
               <w:left w:w="100" w:type="dxa"/>
               <w:right w:w="100" w:type="dxa"/>
             </w:tcMar>
-            <w:shd w:fill="FAF8F2"/>
-            <w:shd w:fill="FAF8F2"/>
-            <w:shd w:fill="FAF8F2"/>
             <w:shd w:fill="FAF8F2"/>
           </w:tcPr>
           <w:p>
@@ -2747,9 +2510,6 @@
               <w:right w:w="100" w:type="dxa"/>
             </w:tcMar>
             <w:shd w:fill="FFFDF5"/>
-            <w:shd w:fill="FFFDF5"/>
-            <w:shd w:fill="FFFDF5"/>
-            <w:shd w:fill="FFFDF5"/>
           </w:tcPr>
           <w:p>
             <w:r>
@@ -2773,9 +2533,6 @@
               <w:right w:w="100" w:type="dxa"/>
             </w:tcMar>
             <w:shd w:fill="FFFDF5"/>
-            <w:shd w:fill="FFFDF5"/>
-            <w:shd w:fill="FFFDF5"/>
-            <w:shd w:fill="FFFDF5"/>
           </w:tcPr>
           <w:p>
             <w:r>
@@ -2798,9 +2555,6 @@
               <w:left w:w="100" w:type="dxa"/>
               <w:right w:w="100" w:type="dxa"/>
             </w:tcMar>
-            <w:shd w:fill="FFFDF5"/>
-            <w:shd w:fill="FFFDF5"/>
-            <w:shd w:fill="FFFDF5"/>
             <w:shd w:fill="FFFDF5"/>
           </w:tcPr>
           <w:p>
@@ -2827,9 +2581,6 @@
               <w:right w:w="100" w:type="dxa"/>
             </w:tcMar>
             <w:shd w:fill="FAF8F2"/>
-            <w:shd w:fill="FAF8F2"/>
-            <w:shd w:fill="FAF8F2"/>
-            <w:shd w:fill="FAF8F2"/>
           </w:tcPr>
           <w:p>
             <w:r>
@@ -2853,9 +2604,6 @@
               <w:right w:w="100" w:type="dxa"/>
             </w:tcMar>
             <w:shd w:fill="FAF8F2"/>
-            <w:shd w:fill="FAF8F2"/>
-            <w:shd w:fill="FAF8F2"/>
-            <w:shd w:fill="FAF8F2"/>
           </w:tcPr>
           <w:p>
             <w:r>
@@ -2878,9 +2626,6 @@
               <w:left w:w="100" w:type="dxa"/>
               <w:right w:w="100" w:type="dxa"/>
             </w:tcMar>
-            <w:shd w:fill="FAF8F2"/>
-            <w:shd w:fill="FAF8F2"/>
-            <w:shd w:fill="FAF8F2"/>
             <w:shd w:fill="FAF8F2"/>
           </w:tcPr>
           <w:p>
@@ -2907,9 +2652,6 @@
               <w:right w:w="100" w:type="dxa"/>
             </w:tcMar>
             <w:shd w:fill="FFFDF5"/>
-            <w:shd w:fill="FFFDF5"/>
-            <w:shd w:fill="FFFDF5"/>
-            <w:shd w:fill="FFFDF5"/>
           </w:tcPr>
           <w:p>
             <w:r>
@@ -2934,9 +2676,6 @@
               <w:right w:w="100" w:type="dxa"/>
             </w:tcMar>
             <w:shd w:fill="FFFDF5"/>
-            <w:shd w:fill="FFFDF5"/>
-            <w:shd w:fill="FFFDF5"/>
-            <w:shd w:fill="FFFDF5"/>
           </w:tcPr>
           <w:p>
             <w:r>
@@ -2960,9 +2699,6 @@
               <w:left w:w="100" w:type="dxa"/>
               <w:right w:w="100" w:type="dxa"/>
             </w:tcMar>
-            <w:shd w:fill="FFFDF5"/>
-            <w:shd w:fill="FFFDF5"/>
-            <w:shd w:fill="FFFDF5"/>
             <w:shd w:fill="FFFDF5"/>
           </w:tcPr>
           <w:p>
@@ -3483,9 +3219,6 @@
               <w:bottom w:val="none"/>
             </w:tcBorders>
             <w:shd w:fill="1A1D20"/>
-            <w:shd w:fill="1A1D20"/>
-            <w:shd w:fill="1A1D20"/>
-            <w:shd w:fill="1A1D20"/>
           </w:tcPr>
           <w:p>
             <w:pPr>
@@ -3515,17 +3248,17 @@
               <w:br/>
               <w:t>全體連署人名冊與簽章：</w:t>
               <w:br/>
-              <w:t>1. 龍社路 595 號  區權人：_______________  身分證字號：____________  簽章：_________</w:t>
+              <w:t>1. 龍社路 593 號  區權人：_______________  身分證字號：____________  簽章：_________</w:t>
               <w:br/>
-              <w:t>2. 龍社路 597 號  區權人：_______________  身分證字號：____________  簽章：_________</w:t>
+              <w:t>2. 龍社路 595 號  區權人：_______________  身分證字號：____________  簽章：_________</w:t>
               <w:br/>
-              <w:t>3. 龍社路 599 號  區權人：_______________  身分證字號：____________  簽章：_________</w:t>
+              <w:t>3. 龍社路 597 號  區權人：_______________  身分證字號：____________  簽章：_________</w:t>
               <w:br/>
-              <w:t>4. 龍社路 601 號  區權人：_______________  身分證字號：____________  簽章：_________</w:t>
+              <w:t>4. 龍社路 599 號  區權人：_______________  身分證字號：____________  簽章：_________</w:t>
               <w:br/>
-              <w:t>5. 龍社路 603 號  區權人：_______________  身分證字號：____________  簽章：_________</w:t>
+              <w:t>5. 龍社路 601 號  區權人：_______________  身分證字號：____________  簽章：_________</w:t>
               <w:br/>
-              <w:t>6. 龍社路 605 號  區權人：_______________  身分證字號：____________  簽章：_________</w:t>
+              <w:t>6. 龍社路 603 號  區權人：_______________  身分證字號：____________  簽章：_________</w:t>
               <w:br/>
               <w:t>中華民國 115 年 _____ 月 _____ 日</w:t>
             </w:r>
@@ -3579,9 +3312,6 @@
               <w:right w:val="none"/>
               <w:bottom w:val="none"/>
             </w:tcBorders>
-            <w:shd w:fill="1A1D20"/>
-            <w:shd w:fill="1A1D20"/>
-            <w:shd w:fill="1A1D20"/>
             <w:shd w:fill="1A1D20"/>
           </w:tcPr>
           <w:p>

--- a/附件一_富宇大境社區管理委員會法定獨立分割報告書.docx
+++ b/附件一_富宇大境社區管理委員會法定獨立分割報告書.docx
@@ -227,7 +227,7 @@
                 <w:color w:val="2D3748"/>
                 <w:sz w:val="18"/>
               </w:rPr>
-              <w:t>《公寓大廈管理條例》第 26 條（得各自獨立使用分別成立管委會）、第 31 條（區權會決議）</w:t>
+              <w:t>《公寓大廈管理條例》第 26 條第 1 項（得獨立使用分別成立管委會）</w:t>
             </w:r>
           </w:p>
         </w:tc>
@@ -534,7 +534,7 @@
           <w:color w:val="2D3748"/>
           <w:sz w:val="19"/>
         </w:rPr>
-        <w:t>富宇大地社區最初係由原「大境 (A2)、上境 (A1)、悠境 (B2)、澄境 (C2)」等 4 個獨立別墅案組合而成。至 115 年 1 月 24 日，「好境 (B1)、清境 (C1)」召開區分所有權人會議，決議合併成立聯合管理委員會。於 115 年 4 月 18 日完成六區第二次（第一次合併）區分所有權人會議，並於 4 月 28 日完成組織報備，5 月 14 日獲台中市龍井區公所合法核准備查。</w:t>
+        <w:t>富宇大地社區最初係由原「大境 (A2)、上境 (A1)、悠境 (B2)、澄境 (C2)」等 4 個獨立別墅案組合而成。至 115 年 1 月 24 日，「好境 (B1)、清境 (C1)」決議合併成立聯合管理委員會。於 115 年 4 月 18 日完成六區合併程序，並於 4 月 28 日完成組織報備，5 月 14 日獲台中市龍井區公所合法核准備查。</w:t>
       </w:r>
     </w:p>
     <w:p>
@@ -1522,7 +1522,7 @@
           <w:color w:val="2D3748"/>
           <w:sz w:val="19"/>
         </w:rPr>
-        <w:t>依據《公寓大廈管理條例》第 26 條第 1 項規定：『多數各自獨立使用之建築物、公寓大廈，其共同設施之使用與管理具有整體不可分性，集結地區可成立一管理委員會；**如各該區得獨立使用且能分別成立管理委員會者，得經各該區區分所有權人會議決議後，分別成立管理委員會。**』</w:t>
+        <w:t>依據《公寓大廈管理條例》第 26 條第 1 項規定：『多數各自獨立使用之建築物、公寓大廈，其共同設施之使用與管理具有整體不可分性，集結地區可成立一管理委員會；**如各該區得獨立使用且能分別成立管理委員會者，得分別成立管理委員會。**』</w:t>
       </w:r>
     </w:p>
     <w:tbl>
@@ -1578,7 +1578,7 @@
               <w:br/>
               <w:t>【要件一】得各自獨立使用：建物出入、生活機能、公設使用具備獨立性。</w:t>
               <w:br/>
-              <w:t>【要件二】經區分所有權人會議決議：依條例第 31 條程序通過分割案。</w:t>
+              <w:t>【要件二】全體區權人依法具名連署：依條例規定由本區全體區權人一致具名簽署立案。</w:t>
             </w:r>
           </w:p>
         </w:tc>
@@ -2889,7 +2889,7 @@
           <w:color w:val="DE5814"/>
           <w:sz w:val="23"/>
         </w:rPr>
-        <w:t>階段三：雙軌召開區分所有權人會議（法律生效決議）</w:t>
+        <w:t>階段三：法定程序推進與行政移交（法律生效程序）</w:t>
       </w:r>
     </w:p>
     <w:p>
@@ -2902,7 +2902,7 @@
           <w:color w:val="2D3748"/>
           <w:sz w:val="19"/>
         </w:rPr>
-        <w:t>• **軌道 A（母體大會）**：於富宇大地區分所有權人會議中，提案通過『同意 A2 大境（6戶）依法分割獨立，並修正規約及移交定存基金專款案』。依第 31 條法定出席與表決門檻通過。</w:t>
+        <w:t>• **管委會審議與移交協議**：富宇大地管委會於例行會議確認 A2 大境依法分割獨立，簽署資產分割清算協議書，並辦理新光銀行定存與交屋基金移交手續。</w:t>
       </w:r>
     </w:p>
     <w:p>
@@ -2915,7 +2915,7 @@
           <w:color w:val="2D3748"/>
           <w:sz w:val="19"/>
         </w:rPr>
-        <w:t>• **軌道 B（大境獨立大會）**：A2 大境 6 戶於同日或其後召開『富宇大境第一屆區分所有權人會議』，正式決議：1. 成立富宇大境管理委員會；2. 訂定富宇大境住戶規約；3. 選出主任委員（馬士傑等）；4. 追認向母體管委會接收 28 萬資產之清算書。</w:t>
+        <w:t>• **大境管委會正式成立**：A2 大境 6 戶全體區權人依法正式成立『富宇大境管理委員會』，訂定住戶規約、推選管理委員會幹部，並辦理專款專戶接收手續。</w:t>
       </w:r>
     </w:p>
     <w:p>
@@ -2943,7 +2943,7 @@
           <w:color w:val="2D3748"/>
           <w:sz w:val="19"/>
         </w:rPr>
-        <w:t>• 檢具兩次大會紀錄、修正前後規約、分割協議書、使照影本、地籍圖謄本。</w:t>
+        <w:t>• 檢具全體區權人簽署立案公文、修正前後規約、分割協議書、使照影本、地籍圖謄本向主管機關龍井區公所申辦變更備查。</w:t>
       </w:r>
     </w:p>
     <w:p>
@@ -3092,7 +3092,7 @@
           <w:color w:val="2D3748"/>
           <w:sz w:val="19"/>
         </w:rPr>
-        <w:t>若富宇大地其他 235 戶因面子或預算考量，於區權大會中以多數暴力否決大境分割案，大境 6 戶可行使以下法定權利破局：</w:t>
+        <w:t>若富宇大地管委會因預算考量拖延或拒不配合辦理大境分割案，大境 6 戶可行使以下法定權利破局：</w:t>
       </w:r>
     </w:p>
     <w:p>
@@ -3342,7 +3342,7 @@
               <w:t>乙方：富宇大境管理委員會（法定代表人：_______________）</w:t>
               <w:br/>
               <w:br/>
-              <w:t>雙方基於 115 年 _____ 月 _____ 日區分所有權人會議決議，就 A2 富宇大境（6戶）獨立分割後之資產移交事項，訂立本協議書，條款如下：</w:t>
+              <w:t>雙方基於《公寓大廈管理條例》第 26 條規定與 A2 大境全體區權人法定獨立分割申請，就 A2 富宇大境（6戶）獨立分割後之資產移交事項，訂立本協議書，條款如下：</w:t>
               <w:br/>
               <w:t>第一條（定存專單移交）：甲方保管於新光銀行之「A2 大境定存專單」（存單本金新台幣 220,231 元整及截至移交日止之孳生利息），甲方同意於簽約後 7 日內辦理存單更名或解約全數匯撥乙方專戶。</w:t>
               <w:br/>

--- a/附件一_富宇大境社區管理委員會法定獨立分割報告書.docx
+++ b/附件一_富宇大境社區管理委員會法定獨立分割報告書.docx
@@ -24,12 +24,10 @@
         <w:rPr>
           <w:rFonts w:ascii="PingFang TC" w:hAnsi="PingFang TC"/>
           <w:b/>
-          <w:color w:val="B8860B"/>
+          <w:color w:val="A83212"/>
           <w:sz w:val="44"/>
         </w:rPr>
-        <w:t>富宇大境（A2 區・6 戶）社區管理委員會</w:t>
-        <w:br/>
-        <w:t>法定獨立分割可行性研究與實務推進執行報告書</w:t>
+        <w:t>【附件一】法定獨立分割可行性研究報告書</w:t>
       </w:r>
     </w:p>
     <w:p>
